--- a/assets/The Orinoco Belt Tightens.docx
+++ b/assets/The Orinoco Belt Tightens.docx
@@ -981,15 +981,10 @@
     </w:p>
     <w:p>
       <w:pPr>
-        <w:pStyle w:val="Heading3"/>
-        <w:keepNext w:val="0"/>
-        <w:keepLines w:val="0"/>
-        <w:spacing w:before="280"/>
         <w:jc w:val="center"/>
         <w:rPr>
           <w:b/>
           <w:bCs/>
-          <w:color w:val="000000"/>
           <w:sz w:val="24"/>
           <w:szCs w:val="24"/>
         </w:rPr>
@@ -1000,7 +995,6 @@
         <w:rPr>
           <w:b/>
           <w:bCs/>
-          <w:color w:val="000000"/>
           <w:sz w:val="24"/>
           <w:szCs w:val="24"/>
         </w:rPr>
@@ -1187,21 +1181,22 @@
       </w:r>
     </w:p>
     <w:p>
-      <w:pPr>
-        <w:pStyle w:val="Heading3"/>
-        <w:rPr>
-          <w:b/>
-          <w:bCs/>
-          <w:color w:val="000000"/>
-        </w:rPr>
-      </w:pPr>
       <w:bookmarkStart w:id="5" w:name="_xlbnqwrlobod" w:colFirst="0" w:colLast="0"/>
       <w:bookmarkEnd w:id="5"/>
-      <w:r>
-        <w:rPr>
-          <w:b/>
-          <w:bCs/>
-          <w:color w:val="000000"/>
+    </w:p>
+    <w:p>
+      <w:pPr>
+        <w:rPr>
+          <w:b/>
+          <w:bCs/>
+        </w:rPr>
+      </w:pPr>
+      <w:r>
+        <w:rPr>
+          <w:b/>
+          <w:bCs/>
+          <w:sz w:val="28"/>
+          <w:szCs w:val="28"/>
         </w:rPr>
         <w:t xml:space="preserve">We ran the </w:t>
       </w:r>
@@ -1210,7 +1205,8 @@
         <w:rPr>
           <w:b/>
           <w:bCs/>
-          <w:color w:val="000000"/>
+          <w:sz w:val="28"/>
+          <w:szCs w:val="28"/>
         </w:rPr>
         <w:t>numbers</w:t>
       </w:r>
@@ -1219,7 +1215,8 @@
         <w:rPr>
           <w:b/>
           <w:bCs/>
-          <w:color w:val="000000"/>
+          <w:sz w:val="28"/>
+          <w:szCs w:val="28"/>
         </w:rPr>
         <w:t xml:space="preserve"> so you don’t have to and this is where we ended up:</w:t>
       </w:r>
@@ -1774,10 +1771,177 @@
     </w:p>
     <w:p>
       <w:pPr>
-        <w:pStyle w:val="Heading3"/>
-        <w:keepNext w:val="0"/>
-        <w:keepLines w:val="0"/>
-        <w:spacing w:before="280"/>
+        <w:rPr>
+          <w:b/>
+          <w:bCs/>
+          <w:sz w:val="24"/>
+          <w:szCs w:val="24"/>
+        </w:rPr>
+      </w:pPr>
+      <w:bookmarkStart w:id="12" w:name="_a8j4v1g0ohkz" w:colFirst="0" w:colLast="0"/>
+      <w:bookmarkEnd w:id="12"/>
+      <w:r>
+        <w:rPr>
+          <w:b/>
+          <w:bCs/>
+          <w:sz w:val="24"/>
+          <w:szCs w:val="24"/>
+        </w:rPr>
+        <w:t>From production to cumulative CO</w:t>
+      </w:r>
+      <w:r>
+        <w:rPr>
+          <w:rFonts w:ascii="Cambria Math" w:hAnsi="Cambria Math" w:cs="Cambria Math"/>
+          <w:b/>
+          <w:bCs/>
+          <w:sz w:val="24"/>
+          <w:szCs w:val="24"/>
+        </w:rPr>
+        <w:t>₂</w:t>
+      </w:r>
+      <w:r>
+        <w:rPr>
+          <w:b/>
+          <w:bCs/>
+          <w:sz w:val="24"/>
+          <w:szCs w:val="24"/>
+        </w:rPr>
+        <w:t xml:space="preserve"> emissions</w:t>
+      </w:r>
+    </w:p>
+    <w:p>
+      <w:pPr>
+        <w:spacing w:after="240"/>
+        <w:jc w:val="both"/>
+      </w:pPr>
+    </w:p>
+    <w:p>
+      <w:pPr>
+        <w:spacing w:after="240"/>
+        <w:jc w:val="both"/>
+      </w:pPr>
+      <w:r>
+        <w:t xml:space="preserve">Oil production is converted into carbon dioxide emissions using a constant lifecycle emissions factor of 1.89 </w:t>
+      </w:r>
+      <w:proofErr w:type="spellStart"/>
+      <w:r>
+        <w:t>tonnes</w:t>
+      </w:r>
+      <w:proofErr w:type="spellEnd"/>
+      <w:r>
+        <w:t xml:space="preserve"> of CO₂ per barrel, applied uniformly across all scenarios. This factor captures both the emissions released when oil is ultimately burned and the additional emissions associated with extraction, upgrading, transport, and refining — which are particularly significant for Venezuela’s heavy crude.</w:t>
+      </w:r>
+    </w:p>
+    <w:p>
+      <w:pPr>
+        <w:spacing w:before="240" w:after="240"/>
+        <w:jc w:val="both"/>
+      </w:pPr>
+      <w:r>
+        <w:lastRenderedPageBreak/>
+        <w:t xml:space="preserve">Applying the same emissions factor in each case ensures that differences across scenarios are driven solely by production volumes, rather than by assumptions about technology, efficiency, or fuel composition. For each scenario, we calculate cumulative emissions over the period from 2025 to 2050, as well as the average annual emissions over that horizon. The scenario descriptions in the main text report these average annual values, expressed in </w:t>
+      </w:r>
+      <w:proofErr w:type="spellStart"/>
+      <w:r>
+        <w:t>gigatonnes</w:t>
+      </w:r>
+      <w:proofErr w:type="spellEnd"/>
+      <w:r>
+        <w:t xml:space="preserve"> of CO₂ per year.</w:t>
+      </w:r>
+    </w:p>
+    <w:p>
+      <w:pPr>
+        <w:rPr>
+          <w:b/>
+          <w:bCs/>
+          <w:sz w:val="24"/>
+          <w:szCs w:val="24"/>
+        </w:rPr>
+      </w:pPr>
+      <w:bookmarkStart w:id="13" w:name="_uubdgzcg10s6" w:colFirst="0" w:colLast="0"/>
+      <w:bookmarkEnd w:id="13"/>
+      <w:r>
+        <w:rPr>
+          <w:b/>
+          <w:bCs/>
+          <w:sz w:val="24"/>
+          <w:szCs w:val="24"/>
+        </w:rPr>
+        <w:t>From cumulative emissions to temperature increase</w:t>
+      </w:r>
+    </w:p>
+    <w:p>
+      <w:pPr>
+        <w:spacing w:before="240" w:after="240"/>
+        <w:jc w:val="both"/>
+      </w:pPr>
+      <w:r>
+        <w:t xml:space="preserve">To estimate the warming impact, we rely on the well-established near-linear relationship between cumulative CO₂ emissions and global mean temperature rise. </w:t>
+      </w:r>
+      <w:r>
+        <w:rPr>
+          <w:rFonts w:ascii="Aptos" w:eastAsia="Aptos" w:hAnsi="Aptos" w:cs="Aptos"/>
+        </w:rPr>
+        <w:t xml:space="preserve">This relationship is known as the Transient Climate Response to Cumulative Emissions of CO₂ (TCRE). This relationship implies that each additional </w:t>
+      </w:r>
+      <w:proofErr w:type="spellStart"/>
+      <w:r>
+        <w:rPr>
+          <w:rFonts w:ascii="Aptos" w:eastAsia="Aptos" w:hAnsi="Aptos" w:cs="Aptos"/>
+        </w:rPr>
+        <w:t>tonne</w:t>
+      </w:r>
+      <w:proofErr w:type="spellEnd"/>
+      <w:r>
+        <w:rPr>
+          <w:rFonts w:ascii="Aptos" w:eastAsia="Aptos" w:hAnsi="Aptos" w:cs="Aptos"/>
+        </w:rPr>
+        <w:t xml:space="preserve"> of CO₂ emissions contributes a roughly constant increment to global warming, around 4.5 × 10⁻¹³ °C per </w:t>
+      </w:r>
+      <w:proofErr w:type="spellStart"/>
+      <w:r>
+        <w:rPr>
+          <w:rFonts w:ascii="Aptos" w:eastAsia="Aptos" w:hAnsi="Aptos" w:cs="Aptos"/>
+        </w:rPr>
+        <w:t>tonne</w:t>
+      </w:r>
+      <w:proofErr w:type="spellEnd"/>
+      <w:r>
+        <w:rPr>
+          <w:rFonts w:ascii="Aptos" w:eastAsia="Aptos" w:hAnsi="Aptos" w:cs="Aptos"/>
+        </w:rPr>
+        <w:t xml:space="preserve"> of CO₂ (equivalently 0.00045 °C per </w:t>
+      </w:r>
+      <w:proofErr w:type="spellStart"/>
+      <w:r>
+        <w:rPr>
+          <w:rFonts w:ascii="Aptos" w:eastAsia="Aptos" w:hAnsi="Aptos" w:cs="Aptos"/>
+        </w:rPr>
+        <w:t>gigatonne</w:t>
+      </w:r>
+      <w:proofErr w:type="spellEnd"/>
+      <w:r>
+        <w:rPr>
+          <w:rFonts w:ascii="Aptos" w:eastAsia="Aptos" w:hAnsi="Aptos" w:cs="Aptos"/>
+        </w:rPr>
+        <w:t xml:space="preserve">), largely independent of when those emissions occur. </w:t>
+      </w:r>
+      <w:r>
+        <w:t>This relationship underpins the concept of a global carbon budget and is widely used in IPCC assessments.</w:t>
+      </w:r>
+    </w:p>
+    <w:p>
+      <w:pPr>
+        <w:spacing w:before="240" w:after="240"/>
+        <w:jc w:val="both"/>
+      </w:pPr>
+      <w:r>
+        <w:t>When the article refers to temperature increases such as “0.01°C between now and 2050”, this reflects the cumulative emissions associated with the production pathway shown in Figure 7, translated using this standard relationship.</w:t>
+      </w:r>
+    </w:p>
+    <w:p>
+      <w:pPr>
         <w:rPr>
           <w:b/>
           <w:bCs/>
@@ -1786,176 +1950,14 @@
           <w:szCs w:val="26"/>
         </w:rPr>
       </w:pPr>
-      <w:bookmarkStart w:id="12" w:name="_a8j4v1g0ohkz" w:colFirst="0" w:colLast="0"/>
-      <w:bookmarkEnd w:id="12"/>
-      <w:r>
-        <w:rPr>
-          <w:b/>
-          <w:bCs/>
-          <w:color w:val="000000"/>
-          <w:sz w:val="26"/>
-          <w:szCs w:val="26"/>
-        </w:rPr>
-        <w:t>From production to cumulative CO₂ emissions</w:t>
-      </w:r>
-    </w:p>
-    <w:p>
-      <w:pPr>
-        <w:spacing w:after="240"/>
-        <w:jc w:val="both"/>
-      </w:pPr>
-      <w:r>
-        <w:t xml:space="preserve">Oil production is converted into carbon dioxide emissions using a constant lifecycle emissions factor of 1.89 </w:t>
-      </w:r>
-      <w:proofErr w:type="spellStart"/>
-      <w:r>
-        <w:t>tonnes</w:t>
-      </w:r>
-      <w:proofErr w:type="spellEnd"/>
-      <w:r>
-        <w:t xml:space="preserve"> of CO₂ per barrel, applied uniformly across all scenarios. This factor captures both the emissions released when oil is ultimately burned and the additional emissions associated with extraction, upgrading, transport, and refining — which are particularly significant for Venezuela’s heavy crude.</w:t>
-      </w:r>
-    </w:p>
-    <w:p>
-      <w:pPr>
-        <w:spacing w:before="240" w:after="240"/>
-        <w:jc w:val="both"/>
-      </w:pPr>
-      <w:r>
-        <w:t xml:space="preserve">Applying the same emissions factor in each case ensures that differences across scenarios are driven solely by production volumes, rather than by assumptions about technology, efficiency, or </w:t>
-      </w:r>
-      <w:r>
-        <w:lastRenderedPageBreak/>
-        <w:t xml:space="preserve">fuel composition. For each scenario, we calculate cumulative emissions over the period from 2025 to 2050, as well as the average annual emissions over that horizon. The scenario descriptions in the main text report these average annual values, expressed in </w:t>
-      </w:r>
-      <w:proofErr w:type="spellStart"/>
-      <w:r>
-        <w:t>gigatonnes</w:t>
-      </w:r>
-      <w:proofErr w:type="spellEnd"/>
-      <w:r>
-        <w:t xml:space="preserve"> of CO₂ per year.</w:t>
-      </w:r>
-    </w:p>
-    <w:p>
-      <w:pPr>
-        <w:pStyle w:val="Heading3"/>
-        <w:keepNext w:val="0"/>
-        <w:keepLines w:val="0"/>
-        <w:spacing w:before="280"/>
-        <w:rPr>
-          <w:b/>
-          <w:bCs/>
-          <w:color w:val="000000"/>
-          <w:sz w:val="26"/>
-          <w:szCs w:val="26"/>
-        </w:rPr>
-      </w:pPr>
-      <w:bookmarkStart w:id="13" w:name="_uubdgzcg10s6" w:colFirst="0" w:colLast="0"/>
-      <w:bookmarkEnd w:id="13"/>
-      <w:r>
-        <w:rPr>
-          <w:b/>
-          <w:bCs/>
-          <w:color w:val="000000"/>
-          <w:sz w:val="26"/>
-          <w:szCs w:val="26"/>
-        </w:rPr>
-        <w:t>From cumulative emissions to temperature increase</w:t>
-      </w:r>
-    </w:p>
-    <w:p>
-      <w:pPr>
-        <w:spacing w:before="240" w:after="240"/>
-        <w:jc w:val="both"/>
-      </w:pPr>
-      <w:r>
-        <w:t xml:space="preserve">To estimate the warming impact, we rely on the well-established near-linear relationship between cumulative CO₂ emissions and global mean temperature rise. </w:t>
-      </w:r>
-      <w:r>
-        <w:rPr>
-          <w:rFonts w:ascii="Aptos" w:eastAsia="Aptos" w:hAnsi="Aptos" w:cs="Aptos"/>
-        </w:rPr>
-        <w:t xml:space="preserve">This relationship is known as the Transient Climate Response to Cumulative Emissions of CO₂ (TCRE). This relationship implies that each additional </w:t>
-      </w:r>
-      <w:proofErr w:type="spellStart"/>
-      <w:r>
-        <w:rPr>
-          <w:rFonts w:ascii="Aptos" w:eastAsia="Aptos" w:hAnsi="Aptos" w:cs="Aptos"/>
-        </w:rPr>
-        <w:t>tonne</w:t>
-      </w:r>
-      <w:proofErr w:type="spellEnd"/>
-      <w:r>
-        <w:rPr>
-          <w:rFonts w:ascii="Aptos" w:eastAsia="Aptos" w:hAnsi="Aptos" w:cs="Aptos"/>
-        </w:rPr>
-        <w:t xml:space="preserve"> of CO₂ emissions contributes a roughly constant increment to global warming, around 4.5 × 10⁻¹³ °C per </w:t>
-      </w:r>
-      <w:proofErr w:type="spellStart"/>
-      <w:r>
-        <w:rPr>
-          <w:rFonts w:ascii="Aptos" w:eastAsia="Aptos" w:hAnsi="Aptos" w:cs="Aptos"/>
-        </w:rPr>
-        <w:t>tonne</w:t>
-      </w:r>
-      <w:proofErr w:type="spellEnd"/>
-      <w:r>
-        <w:rPr>
-          <w:rFonts w:ascii="Aptos" w:eastAsia="Aptos" w:hAnsi="Aptos" w:cs="Aptos"/>
-        </w:rPr>
-        <w:t xml:space="preserve"> of CO₂ (equivalently 0.00045 °C per </w:t>
-      </w:r>
-      <w:proofErr w:type="spellStart"/>
-      <w:r>
-        <w:rPr>
-          <w:rFonts w:ascii="Aptos" w:eastAsia="Aptos" w:hAnsi="Aptos" w:cs="Aptos"/>
-        </w:rPr>
-        <w:t>gigatonne</w:t>
-      </w:r>
-      <w:proofErr w:type="spellEnd"/>
-      <w:r>
-        <w:rPr>
-          <w:rFonts w:ascii="Aptos" w:eastAsia="Aptos" w:hAnsi="Aptos" w:cs="Aptos"/>
-        </w:rPr>
-        <w:t xml:space="preserve">), largely independent of when those emissions occur. </w:t>
-      </w:r>
-      <w:r>
-        <w:t>This relationship underpins the concept of a global carbon budget and is widely used in IPCC assessments.</w:t>
-      </w:r>
-    </w:p>
-    <w:p>
-      <w:pPr>
-        <w:spacing w:before="240" w:after="240"/>
-        <w:jc w:val="both"/>
-      </w:pPr>
-      <w:r>
-        <w:t>When the article refers to temperature increases such as “0.01°C between now and 2050”, this reflects the cumulative emissions associated with the production pathway shown in Figure 7, translated using this standard relationship.</w:t>
-      </w:r>
-    </w:p>
-    <w:p>
-      <w:pPr>
-        <w:pStyle w:val="Heading3"/>
-        <w:keepNext w:val="0"/>
-        <w:keepLines w:val="0"/>
-        <w:spacing w:before="280"/>
-        <w:rPr>
-          <w:b/>
-          <w:bCs/>
-          <w:color w:val="000000"/>
-          <w:sz w:val="26"/>
-          <w:szCs w:val="26"/>
-        </w:rPr>
-      </w:pPr>
       <w:bookmarkStart w:id="14" w:name="_qnxiok1naip0" w:colFirst="0" w:colLast="0"/>
       <w:bookmarkEnd w:id="14"/>
       <w:r>
         <w:rPr>
           <w:b/>
           <w:bCs/>
-          <w:color w:val="000000"/>
-          <w:sz w:val="26"/>
-          <w:szCs w:val="26"/>
+          <w:sz w:val="24"/>
+          <w:szCs w:val="24"/>
         </w:rPr>
         <w:t>Carbon budget shares</w:t>
       </w:r>

--- a/assets/The Orinoco Belt Tightens.docx
+++ b/assets/The Orinoco Belt Tightens.docx
@@ -1979,6 +1979,27 @@
         <w:t xml:space="preserve"> of CO₂.</w:t>
       </w:r>
     </w:p>
+    <w:p>
+      <w:pPr>
+        <w:spacing w:before="240" w:after="240"/>
+        <w:jc w:val="both"/>
+        <w:rPr>
+          <w:b/>
+          <w:bCs/>
+          <w:sz w:val="24"/>
+          <w:szCs w:val="24"/>
+        </w:rPr>
+      </w:pPr>
+      <w:r>
+        <w:rPr>
+          <w:b/>
+          <w:bCs/>
+          <w:sz w:val="24"/>
+          <w:szCs w:val="24"/>
+        </w:rPr>
+        <w:t>Footnotes:</w:t>
+      </w:r>
+    </w:p>
     <w:p/>
     <w:p/>
     <w:p>
@@ -2148,42 +2169,40 @@
         </w:rPr>
         <w:tab/>
       </w:r>
-      <w:proofErr w:type="gramStart"/>
       <w:r>
         <w:rPr>
           <w:rFonts w:ascii="Aptos" w:eastAsia="Aptos" w:hAnsi="Aptos" w:cs="Aptos"/>
           <w:sz w:val="18"/>
           <w:szCs w:val="18"/>
         </w:rPr>
-        <w:t>Again</w:t>
-      </w:r>
-      <w:proofErr w:type="gramEnd"/>
-      <w:r>
+        <w:t>Again based on data from the Energy Institutes’ 2025 Statistical Review of World Energy.</w:t>
+      </w:r>
+    </w:p>
+  </w:footnote>
+  <w:footnote w:id="4">
+    <w:p>
+      <w:pPr>
+        <w:spacing w:line="240" w:lineRule="auto"/>
+        <w:jc w:val="both"/>
         <w:rPr>
           <w:rFonts w:ascii="Aptos" w:eastAsia="Aptos" w:hAnsi="Aptos" w:cs="Aptos"/>
           <w:sz w:val="18"/>
           <w:szCs w:val="18"/>
         </w:rPr>
-        <w:t xml:space="preserve"> based on data from the Energy Institutes’ 2025 Statistical Review of World Energy.</w:t>
-      </w:r>
-    </w:p>
-  </w:footnote>
-  <w:footnote w:id="4">
-    <w:p>
-      <w:pPr>
-        <w:spacing w:line="240" w:lineRule="auto"/>
-        <w:jc w:val="both"/>
+      </w:pPr>
+      <w:r>
+        <w:rPr>
+          <w:vertAlign w:val="superscript"/>
+        </w:rPr>
+        <w:footnoteRef/>
+      </w:r>
+      <w:r>
         <w:rPr>
           <w:rFonts w:ascii="Aptos" w:eastAsia="Aptos" w:hAnsi="Aptos" w:cs="Aptos"/>
           <w:sz w:val="18"/>
           <w:szCs w:val="18"/>
         </w:rPr>
-      </w:pPr>
-      <w:r>
-        <w:rPr>
-          <w:vertAlign w:val="superscript"/>
-        </w:rPr>
-        <w:footnoteRef/>
+        <w:t xml:space="preserve">  </w:t>
       </w:r>
       <w:r>
         <w:rPr>
@@ -2191,7 +2210,8 @@
           <w:sz w:val="18"/>
           <w:szCs w:val="18"/>
         </w:rPr>
-        <w:t xml:space="preserve">  </w:t>
+        <w:tab/>
+        <w:t xml:space="preserve">It is worth </w:t>
       </w:r>
       <w:r>
         <w:rPr>
@@ -2199,52 +2219,66 @@
           <w:sz w:val="18"/>
           <w:szCs w:val="18"/>
         </w:rPr>
-        <w:tab/>
-        <w:t xml:space="preserve">It is worth </w:t>
-      </w:r>
-      <w:proofErr w:type="spellStart"/>
+        <w:t>recognising that some of the exceptionally high emissions intensities associated with Venezuelan oil today reflect not just the nature of the crude, but the poor state of existing infrastructure in the country. This drives leaks, flaring and inefficiency. Upgrading facilities and capturing methane could reduce upstream emissions even if production stays modest. However, because extra-heavy oil is inherently more energy-intensive to extract and process, these improvements would moderate but not eliminate the carbon-intensity gap with lighter crude sources.</w:t>
+      </w:r>
+    </w:p>
+  </w:footnote>
+  <w:footnote w:id="5">
+    <w:p>
+      <w:pPr>
+        <w:spacing w:line="240" w:lineRule="auto"/>
+        <w:jc w:val="both"/>
+        <w:rPr>
+          <w:sz w:val="14"/>
+          <w:szCs w:val="14"/>
+        </w:rPr>
+      </w:pPr>
+      <w:r>
+        <w:rPr>
+          <w:vertAlign w:val="superscript"/>
+        </w:rPr>
+        <w:footnoteRef/>
+      </w:r>
       <w:r>
         <w:rPr>
           <w:rFonts w:ascii="Aptos" w:eastAsia="Aptos" w:hAnsi="Aptos" w:cs="Aptos"/>
           <w:sz w:val="18"/>
           <w:szCs w:val="18"/>
         </w:rPr>
-        <w:t>recognising</w:t>
-      </w:r>
-      <w:proofErr w:type="spellEnd"/>
+        <w:t xml:space="preserve">  </w:t>
+      </w:r>
       <w:r>
         <w:rPr>
           <w:rFonts w:ascii="Aptos" w:eastAsia="Aptos" w:hAnsi="Aptos" w:cs="Aptos"/>
           <w:sz w:val="18"/>
           <w:szCs w:val="18"/>
         </w:rPr>
-        <w:t xml:space="preserve"> that some of the exceptionally high emissions intensities associated with Venezuelan oil today reflect not just the nature of the crude, but the poor state of existing infrastructure in the country. This drives leaks, flaring and inefficiency. Upgrading facilities and capturing methane could reduce upstream emissions even if production stays modest. However, because extra-heavy oil is inherently more energy-intensive to extract and process, these improvements would moderate but not eliminate the carbon-intensity gap with lighter crude sources.</w:t>
-      </w:r>
-    </w:p>
-  </w:footnote>
-  <w:footnote w:id="5">
-    <w:p>
-      <w:pPr>
-        <w:spacing w:line="240" w:lineRule="auto"/>
-        <w:jc w:val="both"/>
-        <w:rPr>
-          <w:sz w:val="14"/>
-          <w:szCs w:val="14"/>
-        </w:rPr>
-      </w:pPr>
-      <w:r>
-        <w:rPr>
-          <w:vertAlign w:val="superscript"/>
-        </w:rPr>
-        <w:footnoteRef/>
-      </w:r>
-      <w:r>
-        <w:rPr>
-          <w:rFonts w:ascii="Aptos" w:eastAsia="Aptos" w:hAnsi="Aptos" w:cs="Aptos"/>
+        <w:tab/>
+      </w:r>
+      <w:r>
+        <w:rPr>
           <w:sz w:val="18"/>
           <w:szCs w:val="18"/>
         </w:rPr>
-        <w:t xml:space="preserve">  </w:t>
+        <w:t>Because both reserves and production respond to prices, technology, investment, and policy, the R/P ratio should not be read as a forecast of when a country will “run out of oil”. The ratio is also mechanically sensitive to production: higher output would reduce it proportionally, so doubling production would halve the R/P figure. The precise number is therefore less important than the underlying message — Venezuela is sitting on a vast stock of oil relative to what it is currently extracting.</w:t>
+      </w:r>
+    </w:p>
+  </w:footnote>
+  <w:footnote w:id="6">
+    <w:p>
+      <w:pPr>
+        <w:spacing w:line="240" w:lineRule="auto"/>
+        <w:jc w:val="both"/>
+        <w:rPr>
+          <w:sz w:val="10"/>
+          <w:szCs w:val="10"/>
+        </w:rPr>
+      </w:pPr>
+      <w:r>
+        <w:rPr>
+          <w:vertAlign w:val="superscript"/>
+        </w:rPr>
+        <w:footnoteRef/>
       </w:r>
       <w:r>
         <w:rPr>
@@ -2252,73 +2286,57 @@
           <w:sz w:val="18"/>
           <w:szCs w:val="18"/>
         </w:rPr>
-        <w:tab/>
-      </w:r>
-      <w:r>
-        <w:rPr>
+        <w:t xml:space="preserve">  </w:t>
+      </w:r>
+      <w:r>
+        <w:rPr>
+          <w:rFonts w:ascii="Aptos" w:eastAsia="Aptos" w:hAnsi="Aptos" w:cs="Aptos"/>
           <w:sz w:val="18"/>
           <w:szCs w:val="18"/>
         </w:rPr>
-        <w:t>Because both reserves and production respond to prices, technology, investment, and policy, the R/P ratio should not be read as a forecast of when a country will “run out of oil”. The ratio is also mechanically sensitive to production: higher output would reduce it proportionally, so doubling production would halve the R/P figure. The precise number is therefore less important than the underlying message — Venezuela is sitting on a vast stock of oil relative to what it is currently extracting.</w:t>
-      </w:r>
-    </w:p>
-  </w:footnote>
-  <w:footnote w:id="6">
-    <w:p>
-      <w:pPr>
-        <w:spacing w:line="240" w:lineRule="auto"/>
-        <w:jc w:val="both"/>
-        <w:rPr>
-          <w:sz w:val="10"/>
-          <w:szCs w:val="10"/>
-        </w:rPr>
-      </w:pPr>
-      <w:r>
-        <w:rPr>
-          <w:vertAlign w:val="superscript"/>
-        </w:rPr>
-        <w:footnoteRef/>
-      </w:r>
-      <w:r>
-        <w:rPr>
-          <w:rFonts w:ascii="Aptos" w:eastAsia="Aptos" w:hAnsi="Aptos" w:cs="Aptos"/>
+        <w:tab/>
+      </w:r>
+      <w:r>
+        <w:rPr>
           <w:sz w:val="18"/>
           <w:szCs w:val="18"/>
         </w:rPr>
-        <w:t xml:space="preserve">  </w:t>
-      </w:r>
-      <w:r>
+        <w:t>Even if that reserves figure is overly optimistic and, say, only a third of those barrels were ultimately economic, the implied R/P ratio would still be on the order of 500 years.</w:t>
+      </w:r>
+    </w:p>
+  </w:footnote>
+  <w:footnote w:id="7">
+    <w:p>
+      <w:pPr>
+        <w:spacing w:line="240" w:lineRule="auto"/>
         <w:rPr>
           <w:rFonts w:ascii="Aptos" w:eastAsia="Aptos" w:hAnsi="Aptos" w:cs="Aptos"/>
           <w:sz w:val="18"/>
           <w:szCs w:val="18"/>
         </w:rPr>
-        <w:tab/>
-      </w:r>
-      <w:r>
-        <w:rPr>
+      </w:pPr>
+      <w:r>
+        <w:rPr>
+          <w:vertAlign w:val="superscript"/>
+        </w:rPr>
+        <w:footnoteRef/>
+      </w:r>
+      <w:r>
+        <w:rPr>
+          <w:rFonts w:ascii="Aptos" w:eastAsia="Aptos" w:hAnsi="Aptos" w:cs="Aptos"/>
           <w:sz w:val="18"/>
           <w:szCs w:val="18"/>
         </w:rPr>
-        <w:t>Even if that reserves figure is overly optimistic and, say, only a third of those barrels were ultimately economic, the implied R/P ratio would still be on the order of 500 years.</w:t>
-      </w:r>
-    </w:p>
-  </w:footnote>
-  <w:footnote w:id="7">
-    <w:p>
-      <w:pPr>
-        <w:spacing w:line="240" w:lineRule="auto"/>
+        <w:t xml:space="preserve">  </w:t>
+      </w:r>
+      <w:r>
         <w:rPr>
           <w:rFonts w:ascii="Aptos" w:eastAsia="Aptos" w:hAnsi="Aptos" w:cs="Aptos"/>
           <w:sz w:val="18"/>
           <w:szCs w:val="18"/>
         </w:rPr>
-      </w:pPr>
-      <w:r>
-        <w:rPr>
-          <w:vertAlign w:val="superscript"/>
-        </w:rPr>
-        <w:footnoteRef/>
+        <w:tab/>
+        <w:t xml:space="preserve">In all cases, we anchor production at 1.1 million barrels per day in 2025, consistent with recent estimates not yet published by the Energy </w:t>
       </w:r>
       <w:r>
         <w:rPr>
@@ -2326,34 +2344,7 @@
           <w:sz w:val="18"/>
           <w:szCs w:val="18"/>
         </w:rPr>
-        <w:t xml:space="preserve">  </w:t>
-      </w:r>
-      <w:r>
-        <w:rPr>
-          <w:rFonts w:ascii="Aptos" w:eastAsia="Aptos" w:hAnsi="Aptos" w:cs="Aptos"/>
-          <w:sz w:val="18"/>
-          <w:szCs w:val="18"/>
-        </w:rPr>
-        <w:tab/>
-        <w:t xml:space="preserve">In all cases, we anchor production at 1.1 million barrels per day in 2025, consistent with recent estimates not yet published by the Energy </w:t>
-      </w:r>
-      <w:proofErr w:type="gramStart"/>
-      <w:r>
-        <w:rPr>
-          <w:rFonts w:ascii="Aptos" w:eastAsia="Aptos" w:hAnsi="Aptos" w:cs="Aptos"/>
-          <w:sz w:val="18"/>
-          <w:szCs w:val="18"/>
-        </w:rPr>
-        <w:t>Institute, and</w:t>
-      </w:r>
-      <w:proofErr w:type="gramEnd"/>
-      <w:r>
-        <w:rPr>
-          <w:rFonts w:ascii="Aptos" w:eastAsia="Aptos" w:hAnsi="Aptos" w:cs="Aptos"/>
-          <w:sz w:val="18"/>
-          <w:szCs w:val="18"/>
-        </w:rPr>
-        <w:t xml:space="preserve"> then specify alternative paths for how output could evolve.</w:t>
+        <w:t>Institute, and then specify alternative paths for how output could evolve.</w:t>
       </w:r>
     </w:p>
   </w:footnote>

--- a/assets/The Orinoco Belt Tightens.docx
+++ b/assets/The Orinoco Belt Tightens.docx
@@ -46,15 +46,7 @@
         <w:jc w:val="both"/>
       </w:pPr>
       <w:r>
-        <w:t xml:space="preserve">Venezuela’s oil reserves are a national asset, and it is entirely legitimate for Venezuelans to seek economic recovery after years of hardship. This analysis does not argue that Venezuela should be treated differently from other resource-rich </w:t>
-      </w:r>
-      <w:proofErr w:type="gramStart"/>
-      <w:r>
-        <w:t>countries, or</w:t>
-      </w:r>
-      <w:proofErr w:type="gramEnd"/>
-      <w:r>
-        <w:t xml:space="preserve"> denied development opportunities.</w:t>
+        <w:t>Venezuela’s oil reserves are a national asset, and it is entirely legitimate for Venezuelans to seek economic recovery after years of hardship. This analysis does not argue that Venezuela should be treated differently from other resource-rich countries or denied development opportunities.</w:t>
       </w:r>
     </w:p>
     <w:p>
@@ -139,20 +131,30 @@
         </w:r>
       </w:hyperlink>
       <w:r>
-        <w:t>.  While this has also been widely commented on, in this article we focus on a less discussed reverberation: the potential impact of the United States’ actions on climate change.</w:t>
-      </w:r>
-    </w:p>
-    <w:p>
-      <w:pPr>
-        <w:jc w:val="both"/>
-      </w:pPr>
-    </w:p>
-    <w:p>
-      <w:pPr>
-        <w:jc w:val="both"/>
-      </w:pPr>
-      <w:r>
-        <w:t>Whilst Venezuela does have the world’s largest oil reserves, reserves alone cannot heat the planet. Venezuela has suffered from the ‘resource curse’, perhaps more than any other country: its abundant natural resources have undermined, rather than promoted, its long-run economic growth, political institutions, and social welfare.  This ‘paradox of plenty’ means that, despite its reserves, underinvestment in extraction infrastructure has left production lagging behind.</w:t>
+        <w:t>.  While this has also been widely commented on, in this article we focus on a less discussed reverberation: the potential impact of the United States’ recent actions on climate change.</w:t>
+      </w:r>
+    </w:p>
+    <w:p>
+      <w:pPr>
+        <w:jc w:val="both"/>
+      </w:pPr>
+    </w:p>
+    <w:p>
+      <w:pPr>
+        <w:jc w:val="both"/>
+      </w:pPr>
+      <w:r>
+        <w:t xml:space="preserve">Whilst Venezuela does have the world’s largest oil reserves, reserves alone cannot heat the planet. Venezuela’s experience is often discussed through the lens of </w:t>
+      </w:r>
+      <w:r>
+        <w:rPr>
+          <w:i/>
+          <w:iCs/>
+        </w:rPr>
+        <w:t>resource curse</w:t>
+      </w:r>
+      <w:r>
+        <w:t>: abundant natural resources have undermined, rather than promoted, long-run economic growth, political institutions, and social welfare.  In practice, its production collapse reflects a more specific mix of political intervention, international sanctions, and investment instability.</w:t>
       </w:r>
     </w:p>
     <w:p>
@@ -189,7 +191,7 @@
         <w:footnoteReference w:id="1"/>
       </w:r>
       <w:r>
-        <w:t xml:space="preserve"> This article seeks to test claims such as these, and highlights the global warming potential of the United States’ intervention in Venezuela.</w:t>
+        <w:t xml:space="preserve"> This article seeks to provide clarity on claims such as these, and highlight the global warming potential of Venezuela’s reserves.</w:t>
       </w:r>
     </w:p>
     <w:p>
@@ -228,7 +230,7 @@
       </w:r>
       <w:proofErr w:type="gramEnd"/>
       <w:r>
-        <w:t xml:space="preserve"> that has the largest proved oil reserves.  ‘Proved’ oil reserves are deposits deemed economically feasible to extract under current market conditions.</w:t>
+        <w:t xml:space="preserve"> that has the largest proved oil reserves. In principle, ‘proved’ oil reserves are those that can be extracted with at least 90% probability under current economic and technical conditions.</w:t>
       </w:r>
       <w:r>
         <w:rPr>
@@ -262,7 +264,7 @@
         </w:r>
       </w:hyperlink>
       <w:r>
-        <w:t xml:space="preserve"> shows the ten countries with the largest provided oil reserves.  Venezuela has more oil than Saudi Arabia and more than Iran and Iraq combined.  These reserves account for 18% of the global total.</w:t>
+        <w:t xml:space="preserve"> shows the ten countries with the largest provided oil reserves. Venezuela has more oil than Saudi Arabia and more than Iran and Iraq combined. These reserves account for 18% of the global total.</w:t>
       </w:r>
       <w:r>
         <w:rPr>
@@ -310,16 +312,16 @@
           <w:noProof/>
         </w:rPr>
         <w:drawing>
-          <wp:inline distT="114300" distB="114300" distL="114300" distR="114300" wp14:anchorId="78B7AE82" wp14:editId="39AE9E66">
+          <wp:inline distT="114300" distB="114300" distL="114300" distR="114300" wp14:anchorId="7E2A711D" wp14:editId="3D426B95">
             <wp:extent cx="5943600" cy="4432300"/>
             <wp:effectExtent l="0" t="0" r="0" b="0"/>
-            <wp:docPr id="2" name="image1.png"/>
+            <wp:docPr id="1" name="image2.png"/>
             <wp:cNvGraphicFramePr/>
             <a:graphic xmlns:a="http://schemas.openxmlformats.org/drawingml/2006/main">
               <a:graphicData uri="http://schemas.openxmlformats.org/drawingml/2006/picture">
                 <pic:pic xmlns:pic="http://schemas.openxmlformats.org/drawingml/2006/picture">
                   <pic:nvPicPr>
-                    <pic:cNvPr id="0" name="image1.png"/>
+                    <pic:cNvPr id="0" name="image2.png"/>
                     <pic:cNvPicPr preferRelativeResize="0"/>
                   </pic:nvPicPr>
                   <pic:blipFill>
@@ -390,7 +392,7 @@
         </w:r>
       </w:hyperlink>
       <w:r>
-        <w:t xml:space="preserve"> were reclassified as proved reserves.  However, it is important to note they remain “heavy” or “extra heavy”, which has two implications.</w:t>
+        <w:t xml:space="preserve"> were reclassified as proved reserves - see Figure 2 below.  However, it is important to note they remain “heavy” or “extra heavy”, which has two implications.</w:t>
       </w:r>
     </w:p>
     <w:p>
@@ -404,7 +406,7 @@
         <w:jc w:val="both"/>
       </w:pPr>
       <w:r>
-        <w:t>First, heavy crude is significantly more expensive to extract and process than conventional oil. Its dense, tar-like consistency means it does not flow naturally and often requires dilution, upgrading, or energy-intensive recovery techniques. As a result, production from the Orinoco Belt is highly dependent on oil prices and investment conditions: when prices are low or capital is scarce, projects quickly become uneconomic.</w:t>
+        <w:t>First, such crude is significantly more expensive to extract and process than conventional oil. Its dense, tar-like consistency means it does not flow naturally and often requires dilution, upgrading, or energy-intensive recovery techniques. As a result, production from the Orinoco Belt is highly dependent on oil prices and investment conditions: when prices are low or capital is scarce, projects quickly become uneconomic.</w:t>
       </w:r>
     </w:p>
     <w:p>
@@ -413,7 +415,40 @@
         <w:jc w:val="both"/>
       </w:pPr>
       <w:r>
-        <w:t xml:space="preserve">Second, heavy and extra heavy crude also has a much higher carbon intensity.  These grades require significantly more energy to extract, transport, and refine into usable fuels.  According to industry estimates from S&amp;P Global Platts Analytics, upstream emissions from Orinoco Belt crude are </w:t>
+        <w:t>Here, it is worth dwelling on what ‘proved’ oil reserves really are. In principle, as mentioned above, they are deposits that can be extracted with at least 90% probability under current economic and technical conditions.</w:t>
+      </w:r>
+      <w:r>
+        <w:rPr>
+          <w:rFonts w:ascii="Aptos" w:eastAsia="Aptos" w:hAnsi="Aptos" w:cs="Aptos"/>
+          <w:sz w:val="24"/>
+          <w:szCs w:val="24"/>
+          <w:vertAlign w:val="superscript"/>
+        </w:rPr>
+        <w:footnoteReference w:id="4"/>
+      </w:r>
+      <w:r>
+        <w:t xml:space="preserve"> As the crude in the Orinoco Belt can quickly become uneconomic under certain conditions, some analysts argue that the share of Venezuela’s ‘proved’ reserves that is economically recoverable under realistic conditions may be smaller than headline figures suggest. That said, even if a share of the Orinoco Belt reserves cannot be extracted under current conditions, Venezuela would continue to hold substantial reserves.</w:t>
+      </w:r>
+    </w:p>
+    <w:p>
+      <w:pPr>
+        <w:spacing w:after="200"/>
+        <w:jc w:val="both"/>
+      </w:pPr>
+      <w:r>
+        <w:t>Second, heavy and extra heavy crude require significantly more energy to extract, transport, and refine into usable fuels. This makes Venezuela’s oil among the most carbon-intensive in the world.</w:t>
+      </w:r>
+      <w:r>
+        <w:rPr>
+          <w:rFonts w:ascii="Aptos" w:eastAsia="Aptos" w:hAnsi="Aptos" w:cs="Aptos"/>
+          <w:sz w:val="24"/>
+          <w:szCs w:val="24"/>
+          <w:vertAlign w:val="superscript"/>
+        </w:rPr>
+        <w:footnoteReference w:id="5"/>
+      </w:r>
+      <w:r>
+        <w:t xml:space="preserve"> According to industry estimates from S&amp;P Global Platts Analytics, upstream emissions from Orinoco Belt crude are </w:t>
       </w:r>
       <w:hyperlink r:id="rId13">
         <w:r>
@@ -441,7 +476,7 @@
         </w:r>
       </w:hyperlink>
       <w:r>
-        <w:t xml:space="preserve">. This is almost 1,000 times higher than conventional grades such as Norway’s Johan Sverdrup field (about 1.6 kg </w:t>
+        <w:t xml:space="preserve">. This is almost 1,000 times higher than the world’s least carbon intensive reserves, such as Norway’s Johan Sverdrup field (about 1.6 kg </w:t>
       </w:r>
       <w:proofErr w:type="spellStart"/>
       <w:r>
@@ -457,24 +492,7 @@
       </w:r>
       <w:proofErr w:type="spellEnd"/>
       <w:r>
-        <w:t>). This makes Venezuela’s oil among the most carbon-intensive in the world.</w:t>
-      </w:r>
-      <w:r>
-        <w:rPr>
-          <w:rFonts w:ascii="Aptos" w:eastAsia="Aptos" w:hAnsi="Aptos" w:cs="Aptos"/>
-          <w:sz w:val="24"/>
-          <w:szCs w:val="24"/>
-          <w:vertAlign w:val="superscript"/>
-        </w:rPr>
-        <w:footnoteReference w:id="4"/>
-      </w:r>
-    </w:p>
-    <w:p>
-      <w:pPr>
-        <w:jc w:val="both"/>
-      </w:pPr>
-      <w:r>
-        <w:t>The figure below, again based on Energy Institute data, shows how Venezuela’s proved oil reserves have increased over time.  As can be seen, this has mainly been driven by the reclassification of the Orinoco Belt’s heavy crude.</w:t>
+        <w:t xml:space="preserve">). </w:t>
       </w:r>
     </w:p>
     <w:p>
@@ -516,16 +534,16 @@
         </w:rPr>
         <w:lastRenderedPageBreak/>
         <w:drawing>
-          <wp:inline distT="114300" distB="114300" distL="114300" distR="114300" wp14:anchorId="7AFF7B8E" wp14:editId="3633E1E2">
+          <wp:inline distT="114300" distB="114300" distL="114300" distR="114300" wp14:anchorId="38260B52" wp14:editId="268D1A9D">
             <wp:extent cx="5943600" cy="4432300"/>
             <wp:effectExtent l="0" t="0" r="0" b="0"/>
-            <wp:docPr id="5" name="image6.png"/>
+            <wp:docPr id="4" name="image1.png"/>
             <wp:cNvGraphicFramePr/>
             <a:graphic xmlns:a="http://schemas.openxmlformats.org/drawingml/2006/main">
               <a:graphicData uri="http://schemas.openxmlformats.org/drawingml/2006/picture">
                 <pic:pic xmlns:pic="http://schemas.openxmlformats.org/drawingml/2006/picture">
                   <pic:nvPicPr>
-                    <pic:cNvPr id="0" name="image6.png"/>
+                    <pic:cNvPr id="0" name="image1.png"/>
                     <pic:cNvPicPr preferRelativeResize="0"/>
                   </pic:nvPicPr>
                   <pic:blipFill>
@@ -626,16 +644,16 @@
         </w:rPr>
         <w:lastRenderedPageBreak/>
         <w:drawing>
-          <wp:inline distT="114300" distB="114300" distL="114300" distR="114300" wp14:anchorId="7F6D7922" wp14:editId="25CD0BFB">
+          <wp:inline distT="114300" distB="114300" distL="114300" distR="114300" wp14:anchorId="0E42BA00" wp14:editId="30E657FC">
             <wp:extent cx="5943600" cy="4432300"/>
             <wp:effectExtent l="0" t="0" r="0" b="0"/>
-            <wp:docPr id="7" name="image4.png"/>
+            <wp:docPr id="6" name="image7.png"/>
             <wp:cNvGraphicFramePr/>
             <a:graphic xmlns:a="http://schemas.openxmlformats.org/drawingml/2006/main">
               <a:graphicData uri="http://schemas.openxmlformats.org/drawingml/2006/picture">
                 <pic:pic xmlns:pic="http://schemas.openxmlformats.org/drawingml/2006/picture">
                   <pic:nvPicPr>
-                    <pic:cNvPr id="0" name="image4.png"/>
+                    <pic:cNvPr id="0" name="image7.png"/>
                     <pic:cNvPicPr preferRelativeResize="0"/>
                   </pic:nvPicPr>
                   <pic:blipFill>
@@ -689,7 +707,7 @@
           <w:szCs w:val="24"/>
           <w:vertAlign w:val="superscript"/>
         </w:rPr>
-        <w:footnoteReference w:id="5"/>
+        <w:footnoteReference w:id="6"/>
       </w:r>
     </w:p>
     <w:p>
@@ -698,7 +716,7 @@
         <w:jc w:val="both"/>
       </w:pPr>
       <w:r>
-        <w:t xml:space="preserve">Venezuela’s R/P ratio is exceptionally large because it combines an </w:t>
+        <w:t xml:space="preserve">As shown in Figure 4 below, Venezuela’s R/P ratio is exceptionally large because it combines an </w:t>
       </w:r>
       <w:proofErr w:type="gramStart"/>
       <w:r>
@@ -706,7 +724,7 @@
       </w:r>
       <w:proofErr w:type="gramEnd"/>
       <w:r>
-        <w:t xml:space="preserve"> reserves base with low production. In 2020 — a trough for Venezuelan output — Energy Institute data suggest an R/P ratio of over 1,200 years.</w:t>
+        <w:t xml:space="preserve"> reserves base with low production. In 2020, a trough for Venezuelan output, Energy Institute data suggest an R/P ratio of over 1,000 years.</w:t>
       </w:r>
       <w:r>
         <w:rPr>
@@ -715,7 +733,7 @@
           <w:szCs w:val="24"/>
           <w:vertAlign w:val="superscript"/>
         </w:rPr>
-        <w:footnoteReference w:id="6"/>
+        <w:footnoteReference w:id="7"/>
       </w:r>
     </w:p>
     <w:p>
@@ -728,7 +746,7 @@
       </w:r>
       <w:r>
         <w:lastRenderedPageBreak/>
-        <w:t xml:space="preserve">large volumes continuously while replenishing proved reserves through ongoing drilling, investment, and technological change. </w:t>
+        <w:t>large volumes continuously while replenishing proved reserves through ongoing exploration, investment, and technological change.</w:t>
       </w:r>
     </w:p>
     <w:p>
@@ -737,7 +755,7 @@
         <w:jc w:val="both"/>
       </w:pPr>
       <w:r>
-        <w:t>The comparison highlights a fundamental divergence: Venezuela has an enormous proven resource base that is not being translated into production, while the US operates a high-throughput oil system in which reserves and production move together.</w:t>
+        <w:t>The comparison highlights a fundamental divergence: Venezuela has an enormous proven resource base that is not being translated into production, while the US and other countries operate a high-throughput oil system in which reserves and production move together.</w:t>
       </w:r>
     </w:p>
     <w:p>
@@ -775,16 +793,16 @@
           <w:noProof/>
         </w:rPr>
         <w:drawing>
-          <wp:inline distT="114300" distB="114300" distL="114300" distR="114300" wp14:anchorId="465174F9" wp14:editId="3E0157AA">
+          <wp:inline distT="114300" distB="114300" distL="114300" distR="114300" wp14:anchorId="0FCA2B0D" wp14:editId="59E256A8">
             <wp:extent cx="5943600" cy="4432300"/>
             <wp:effectExtent l="0" t="0" r="0" b="0"/>
-            <wp:docPr id="4" name="image7.png"/>
+            <wp:docPr id="3" name="image5.png"/>
             <wp:cNvGraphicFramePr/>
             <a:graphic xmlns:a="http://schemas.openxmlformats.org/drawingml/2006/main">
               <a:graphicData uri="http://schemas.openxmlformats.org/drawingml/2006/picture">
                 <pic:pic xmlns:pic="http://schemas.openxmlformats.org/drawingml/2006/picture">
                   <pic:nvPicPr>
-                    <pic:cNvPr id="0" name="image7.png"/>
+                    <pic:cNvPr id="0" name="image5.png"/>
                     <pic:cNvPicPr preferRelativeResize="0"/>
                   </pic:nvPicPr>
                   <pic:blipFill>
@@ -838,7 +856,6 @@
           <w:ilvl w:val="0"/>
           <w:numId w:val="1"/>
         </w:numPr>
-        <w:spacing w:after="200"/>
         <w:jc w:val="both"/>
       </w:pPr>
       <w:r>
@@ -850,16 +867,14 @@
       </w:r>
       <w:proofErr w:type="spellEnd"/>
       <w:r>
-        <w:t xml:space="preserve"> era in the 1990s, Venezuelan oil production increased year-on-year to a peak of 3.5 million </w:t>
-      </w:r>
-      <w:proofErr w:type="gramStart"/>
-      <w:r>
-        <w:t>barrels  per</w:t>
-      </w:r>
-      <w:proofErr w:type="gramEnd"/>
-      <w:r>
-        <w:t xml:space="preserve"> day (shown in blue on the figure).  During this period, the state oil company PDVSA and private operators had relatively strong technical capacity and infrastructure in place, supported by foreign investment.</w:t>
-      </w:r>
+        <w:t xml:space="preserve"> era in the 1990s, Venezuelan oil production increased year-on-year to a peak of 3.5 million barrels per day (shown in blue on the figure).  During this period, the state oil company PDVSA and private operators had relatively strong technical capacity and infrastructure in place, supported by foreign investment.</w:t>
+      </w:r>
+    </w:p>
+    <w:p>
+      <w:pPr>
+        <w:ind w:left="720"/>
+        <w:jc w:val="both"/>
+      </w:pPr>
     </w:p>
     <w:p>
       <w:pPr>
@@ -867,7 +882,6 @@
           <w:ilvl w:val="0"/>
           <w:numId w:val="1"/>
         </w:numPr>
-        <w:spacing w:after="200"/>
         <w:jc w:val="both"/>
       </w:pPr>
       <w:r>
@@ -880,8 +894,27 @@
       </w:r>
       <w:proofErr w:type="spellEnd"/>
       <w:r>
-        <w:t xml:space="preserve"> large parts of the oil sector and shifted control to political appointees. Investment in maintenance and exploration fell behind.</w:t>
-      </w:r>
+        <w:t xml:space="preserve"> large parts of the oil sector, transferring control of major projects from foreign operators to the state and political appointees, while investment in maintenance and exploration increasingly fell behind. Several of these transfers later became the subject of international arbitration claims by United States and European oil companies, many of which were upheld.</w:t>
+      </w:r>
+      <w:r>
+        <w:rPr>
+          <w:rFonts w:ascii="Aptos" w:eastAsia="Aptos" w:hAnsi="Aptos" w:cs="Aptos"/>
+          <w:vertAlign w:val="superscript"/>
+        </w:rPr>
+        <w:footnoteReference w:id="8"/>
+      </w:r>
+      <w:r>
+        <w:rPr>
+          <w:rFonts w:ascii="Aptos" w:eastAsia="Aptos" w:hAnsi="Aptos" w:cs="Aptos"/>
+        </w:rPr>
+        <w:t xml:space="preserve"> This legacy of legal uncertainty continues to weigh on investor confidence and on the willingness of international firms to return.</w:t>
+      </w:r>
+    </w:p>
+    <w:p>
+      <w:pPr>
+        <w:ind w:left="720"/>
+        <w:jc w:val="both"/>
+      </w:pPr>
     </w:p>
     <w:p>
       <w:pPr>
@@ -889,12 +922,17 @@
           <w:ilvl w:val="0"/>
           <w:numId w:val="1"/>
         </w:numPr>
-        <w:spacing w:after="200"/>
-        <w:jc w:val="both"/>
-      </w:pPr>
-      <w:r>
-        <w:t>Under Nicolás Maduro, oil production collapsed to only 0.7 million barrels per day in 2020, before covering slightly.  Deep underinvestment and maintenance neglect weakened infrastructure further, while United States sanctions restricted the export of oil. The heaviness of Venezuela’s crude oil, noted above, also helps explain this prolonged production collapse despite vast reserves.</w:t>
-      </w:r>
+        <w:jc w:val="both"/>
+      </w:pPr>
+      <w:r>
+        <w:t>Under Nicolás Maduro, oil production collapsed to only 0.7 million barrels per day in 2020, before covering slightly.  Deep underinvestment and maintenance neglect weakened infrastructure further, while United States sanctions restricted the export of oil. The heaviness of Venezuela’s crude oil, noted above, also helps explain this decline: unlike lighter grades, production requires continuous investment in infrastructure; without it, production declines are steeper and recovery more costly.</w:t>
+      </w:r>
+    </w:p>
+    <w:p>
+      <w:pPr>
+        <w:ind w:left="720"/>
+        <w:jc w:val="both"/>
+      </w:pPr>
     </w:p>
     <w:p>
       <w:pPr>
@@ -923,16 +961,16 @@
           <w:noProof/>
         </w:rPr>
         <w:drawing>
-          <wp:inline distT="114300" distB="114300" distL="114300" distR="114300" wp14:anchorId="548CDB1D" wp14:editId="3ABED6E1">
+          <wp:inline distT="114300" distB="114300" distL="114300" distR="114300" wp14:anchorId="5B234911" wp14:editId="73B6E970">
             <wp:extent cx="5943600" cy="4432300"/>
             <wp:effectExtent l="0" t="0" r="0" b="0"/>
-            <wp:docPr id="3" name="image5.png"/>
+            <wp:docPr id="2" name="image4.png"/>
             <wp:cNvGraphicFramePr/>
             <a:graphic xmlns:a="http://schemas.openxmlformats.org/drawingml/2006/main">
               <a:graphicData uri="http://schemas.openxmlformats.org/drawingml/2006/picture">
                 <pic:pic xmlns:pic="http://schemas.openxmlformats.org/drawingml/2006/picture">
                   <pic:nvPicPr>
-                    <pic:cNvPr id="0" name="image5.png"/>
+                    <pic:cNvPr id="0" name="image4.png"/>
                     <pic:cNvPicPr preferRelativeResize="0"/>
                   </pic:nvPicPr>
                   <pic:blipFill>
@@ -967,93 +1005,11 @@
           <w:sz w:val="18"/>
           <w:szCs w:val="18"/>
         </w:rPr>
+        <w:lastRenderedPageBreak/>
         <w:t>Source: Energy Institute, Statistical Review of World Energy (2025).</w:t>
       </w:r>
-    </w:p>
-    <w:p>
-      <w:pPr>
-        <w:spacing w:before="280"/>
-        <w:jc w:val="both"/>
-      </w:pPr>
-      <w:r>
-        <w:t xml:space="preserve">Crude oil prices have trended significantly higher since the 1990s. In this decade, annual average real oil prices were generally low, sometimes in the low-20s per barrel in inflation-adjusted terms. Through the 2000s and early 2010s, prices rose sharply with global demand and geopolitical events — exceeding $150 per barrel at the peak in Hugo Chávez’s later years. After Chávez’s death and into Nicolás Maduro’s era, prices declined from those highs but have nonetheless stayed above the typical levels of the 1990s, often fluctuating around the $60–$80 range. </w:t>
-      </w:r>
-    </w:p>
-    <w:p>
-      <w:pPr>
-        <w:jc w:val="center"/>
-        <w:rPr>
-          <w:b/>
-          <w:bCs/>
-          <w:sz w:val="24"/>
-          <w:szCs w:val="24"/>
-        </w:rPr>
-      </w:pPr>
       <w:bookmarkStart w:id="3" w:name="_tlqj48jhn3ub" w:colFirst="0" w:colLast="0"/>
       <w:bookmarkEnd w:id="3"/>
-      <w:r>
-        <w:rPr>
-          <w:b/>
-          <w:bCs/>
-          <w:sz w:val="24"/>
-          <w:szCs w:val="24"/>
-        </w:rPr>
-        <w:lastRenderedPageBreak/>
-        <w:t>Figure 6: Crude oil prices across time (2024 USD)</w:t>
-      </w:r>
-    </w:p>
-    <w:p>
-      <w:r>
-        <w:rPr>
-          <w:noProof/>
-        </w:rPr>
-        <w:drawing>
-          <wp:inline distT="114300" distB="114300" distL="114300" distR="114300" wp14:anchorId="46464C6E" wp14:editId="11EEF7DF">
-            <wp:extent cx="5943600" cy="4419600"/>
-            <wp:effectExtent l="0" t="0" r="0" b="0"/>
-            <wp:docPr id="1" name="image2.png"/>
-            <wp:cNvGraphicFramePr/>
-            <a:graphic xmlns:a="http://schemas.openxmlformats.org/drawingml/2006/main">
-              <a:graphicData uri="http://schemas.openxmlformats.org/drawingml/2006/picture">
-                <pic:pic xmlns:pic="http://schemas.openxmlformats.org/drawingml/2006/picture">
-                  <pic:nvPicPr>
-                    <pic:cNvPr id="0" name="image2.png"/>
-                    <pic:cNvPicPr preferRelativeResize="0"/>
-                  </pic:nvPicPr>
-                  <pic:blipFill>
-                    <a:blip r:embed="rId18"/>
-                    <a:srcRect t="229" b="229"/>
-                    <a:stretch>
-                      <a:fillRect/>
-                    </a:stretch>
-                  </pic:blipFill>
-                  <pic:spPr>
-                    <a:xfrm>
-                      <a:off x="0" y="0"/>
-                      <a:ext cx="5943600" cy="4419600"/>
-                    </a:xfrm>
-                    <a:prstGeom prst="rect">
-                      <a:avLst/>
-                    </a:prstGeom>
-                    <a:ln/>
-                  </pic:spPr>
-                </pic:pic>
-              </a:graphicData>
-            </a:graphic>
-          </wp:inline>
-        </w:drawing>
-      </w:r>
-    </w:p>
-    <w:p>
-      <w:r>
-        <w:rPr>
-          <w:i/>
-          <w:iCs/>
-          <w:sz w:val="18"/>
-          <w:szCs w:val="18"/>
-        </w:rPr>
-        <w:t>Source: Energy Institute, Statistical Review of World Energy (2025).  Notes: data are adjusted for inflation and measured 2024 USD per barrel.</w:t>
-      </w:r>
     </w:p>
     <w:p>
       <w:pPr>
@@ -1113,7 +1069,6 @@
         <w:jc w:val="both"/>
       </w:pPr>
       <w:r>
-        <w:lastRenderedPageBreak/>
         <w:t>Our approach in these scenarios is deliberately simplified. We anchor production at today’s levels and then specify alternative paths for future evolution.</w:t>
       </w:r>
       <w:r>
@@ -1123,80 +1078,84 @@
           <w:szCs w:val="24"/>
           <w:vertAlign w:val="superscript"/>
         </w:rPr>
-        <w:footnoteReference w:id="7"/>
-      </w:r>
-      <w:r>
-        <w:t xml:space="preserve"> In each case, we assume that any increase in Venezuelan production above today’s level translates into additional oil ultimately consumed </w:t>
+        <w:footnoteReference w:id="9"/>
+      </w:r>
+      <w:r>
+        <w:t xml:space="preserve"> In each case, we assume that any increase in Venezuelan production above today’s level translates into additional oil ultimately consumed globally and estimate the associated emissions and warming impact. That is, additional production in Venezuela does not displace the output of other producers but is instead additional. </w:t>
+      </w:r>
+    </w:p>
+    <w:p>
+      <w:pPr>
+        <w:jc w:val="both"/>
+      </w:pPr>
+    </w:p>
+    <w:p>
+      <w:pPr>
+        <w:jc w:val="both"/>
+      </w:pPr>
+      <w:r>
+        <w:t xml:space="preserve">These are strong </w:t>
       </w:r>
       <w:proofErr w:type="gramStart"/>
       <w:r>
-        <w:t>globally, and</w:t>
+        <w:t>assumptions</w:t>
       </w:r>
       <w:proofErr w:type="gramEnd"/>
       <w:r>
-        <w:t xml:space="preserve"> estimate the associated emissions and warming impact.  </w:t>
-      </w:r>
-    </w:p>
-    <w:p>
-      <w:pPr>
-        <w:jc w:val="both"/>
-      </w:pPr>
-    </w:p>
-    <w:p>
-      <w:pPr>
-        <w:jc w:val="both"/>
+        <w:t xml:space="preserve"> but they serve a clear purpose. They allow us to isolate the </w:t>
+      </w:r>
+      <w:r>
         <w:rPr>
           <w:i/>
           <w:iCs/>
         </w:rPr>
-      </w:pPr>
-      <w:r>
-        <w:t xml:space="preserve">These are strong </w:t>
-      </w:r>
-      <w:proofErr w:type="gramStart"/>
-      <w:r>
-        <w:t>assumptions</w:t>
-      </w:r>
-      <w:proofErr w:type="gramEnd"/>
-      <w:r>
-        <w:t xml:space="preserve"> but they serve a clear purpose. They allow us to isolate the </w:t>
-      </w:r>
-      <w:r>
+        <w:t>potential climate consequence</w:t>
+      </w:r>
+      <w:r>
+        <w:t xml:space="preserve"> of expanding production in Venezuela, without layering in the speculative dynamics of oil prices, demand responses, OPEC </w:t>
+      </w:r>
+      <w:proofErr w:type="spellStart"/>
+      <w:r>
+        <w:t>behaviour</w:t>
+      </w:r>
+      <w:proofErr w:type="spellEnd"/>
+      <w:r>
+        <w:t xml:space="preserve">, or displacement of other producers. </w:t>
+      </w:r>
+    </w:p>
+    <w:p>
+      <w:pPr>
+        <w:jc w:val="both"/>
+      </w:pPr>
+    </w:p>
+    <w:p>
+      <w:pPr>
+        <w:jc w:val="both"/>
         <w:rPr>
           <w:i/>
           <w:iCs/>
         </w:rPr>
-        <w:t>potential climate consequence</w:t>
-      </w:r>
-      <w:r>
-        <w:t xml:space="preserve"> of expanding production in Venezuela, without layering in the speculative dynamics of oil prices, demand responses, OPEC </w:t>
-      </w:r>
-      <w:proofErr w:type="spellStart"/>
-      <w:r>
-        <w:t>behaviour</w:t>
-      </w:r>
-      <w:proofErr w:type="spellEnd"/>
-      <w:r>
-        <w:t>, or displacement of other producers. Full details of the scenario construction and underlying production paths are set out in the annex.</w:t>
-      </w:r>
-    </w:p>
-    <w:p>
+      </w:pPr>
+      <w:r>
+        <w:t>Taken together, these scenarios span outcomes that range from constrained continuity through modest recovery to increasingly ambitious (and potentially less likely) expansion paths, informed by recent industry analysis and reporting. Full details of the production paths and subsequent calculations are set out in the annex.</w:t>
+      </w:r>
+    </w:p>
+    <w:p>
+      <w:pPr>
+        <w:pStyle w:val="Heading3"/>
+        <w:rPr>
+          <w:b/>
+          <w:bCs/>
+          <w:color w:val="000000"/>
+        </w:rPr>
+      </w:pPr>
       <w:bookmarkStart w:id="5" w:name="_xlbnqwrlobod" w:colFirst="0" w:colLast="0"/>
       <w:bookmarkEnd w:id="5"/>
-    </w:p>
-    <w:p>
-      <w:pPr>
-        <w:rPr>
-          <w:b/>
-          <w:bCs/>
-        </w:rPr>
-      </w:pPr>
-      <w:r>
-        <w:rPr>
-          <w:b/>
-          <w:bCs/>
-          <w:sz w:val="28"/>
-          <w:szCs w:val="28"/>
+      <w:r>
+        <w:rPr>
+          <w:b/>
+          <w:bCs/>
+          <w:color w:val="000000"/>
         </w:rPr>
         <w:t xml:space="preserve">We ran the </w:t>
       </w:r>
@@ -1205,8 +1164,7 @@
         <w:rPr>
           <w:b/>
           <w:bCs/>
-          <w:sz w:val="28"/>
-          <w:szCs w:val="28"/>
+          <w:color w:val="000000"/>
         </w:rPr>
         <w:t>numbers</w:t>
       </w:r>
@@ -1215,8 +1173,7 @@
         <w:rPr>
           <w:b/>
           <w:bCs/>
-          <w:sz w:val="28"/>
-          <w:szCs w:val="28"/>
+          <w:color w:val="000000"/>
         </w:rPr>
         <w:t xml:space="preserve"> so you don’t have to and this is where we ended up:</w:t>
       </w:r>
@@ -1231,8 +1188,6 @@
           <w:b/>
           <w:bCs/>
           <w:color w:val="000000"/>
-          <w:sz w:val="26"/>
-          <w:szCs w:val="26"/>
         </w:rPr>
       </w:pPr>
       <w:bookmarkStart w:id="6" w:name="_4bkdfvv4za6v" w:colFirst="0" w:colLast="0"/>
@@ -1242,8 +1197,6 @@
           <w:b/>
           <w:bCs/>
           <w:color w:val="000000"/>
-          <w:sz w:val="26"/>
-          <w:szCs w:val="26"/>
         </w:rPr>
         <w:t>Scenario 0: Status Quo</w:t>
       </w:r>
@@ -1254,7 +1207,32 @@
         <w:jc w:val="both"/>
       </w:pPr>
       <w:r>
-        <w:t>This is the world we already know. Investment remains scarce, production limps along at roughly today’s level, and Venezuela’s vast reserves stay largely untouched.</w:t>
+        <w:t xml:space="preserve">This is the world we already know. Investment remains scarce, production limps along at roughly today’s level, and Venezuela’s vast reserves stay largely untouched. In fact, some reporting suggests that </w:t>
+      </w:r>
+      <w:hyperlink r:id="rId18">
+        <w:r>
+          <w:rPr>
+            <w:color w:val="1155CC"/>
+            <w:u w:val="single"/>
+          </w:rPr>
+          <w:t>Venezuelan production may fall below current levels in the near term</w:t>
+        </w:r>
+      </w:hyperlink>
+      <w:r>
+        <w:t xml:space="preserve">. Factors such </w:t>
+      </w:r>
+      <w:r>
+        <w:lastRenderedPageBreak/>
+        <w:t>as continued export restrictions, low international investor confidence following previous transfers of control, and shortages of naphtha used to dilute heavy crude could push output lower absent political resolution.</w:t>
+      </w:r>
+      <w:r>
+        <w:rPr>
+          <w:rFonts w:ascii="Aptos" w:eastAsia="Aptos" w:hAnsi="Aptos" w:cs="Aptos"/>
+          <w:sz w:val="24"/>
+          <w:szCs w:val="24"/>
+          <w:vertAlign w:val="superscript"/>
+        </w:rPr>
+        <w:footnoteReference w:id="10"/>
       </w:r>
     </w:p>
     <w:p>
@@ -1271,7 +1249,7 @@
       </w:r>
       <w:proofErr w:type="spellEnd"/>
       <w:r>
-        <w:t xml:space="preserve"> reserves. Most of the oil remains underground, not because of deliberate climate restraint, but because the capital, equipment, and political conditions required to extract it simply are not in place.</w:t>
+        <w:t xml:space="preserve"> reserves. Most of the oil remains underground, not because of deliberate climate restraint, but because the investment and political conditions required to extract it simply are not in place.</w:t>
       </w:r>
     </w:p>
     <w:p>
@@ -1288,7 +1266,7 @@
       </w:r>
       <w:proofErr w:type="spellEnd"/>
       <w:r>
-        <w:t>₂ per year in emissions - roughly equivalent to co-author Andrew flying home from Europe to New Zealand 430 million times a year. Using standard IPCC estimates, that equates to 0.01°C of warming over the period.</w:t>
+        <w:t>₂ per year in emissions — roughly equivalent to co-author Andrew flying home from Europe to New Zealand 430 million times a year. Using standard IPCC estimates, that equates to 0.01°C of warming over the period.</w:t>
       </w:r>
     </w:p>
     <w:p>
@@ -1297,7 +1275,7 @@
         <w:jc w:val="both"/>
       </w:pPr>
       <w:r>
-        <w:t>That is not nothing. But relative to Venezuela’s geological endowment, it is barely a rounding error. In this scenario, most of the country’s oil - and potential emissions - remains underground. The climate outcome here is shaped less by policy choice than by circumstance: scarce investment, degraded infrastructure, and a political environment that has kept production stuck well below its historical peak.</w:t>
+        <w:t>That is not nothing. But relative to Venezuela’s geological endowment, it is barely a rounding error. In this scenario, most of the country’s oil, and potential emissions, remains underground. The climate outcome here is shaped less by policy choice than by circumstance: scarce investment, degraded infrastructure, and a political environment that has kept production stuck well below its historical peak.</w:t>
       </w:r>
     </w:p>
     <w:p>
@@ -1319,7 +1297,7 @@
           <w:bCs/>
           <w:color w:val="000000"/>
         </w:rPr>
-        <w:t>Scenario 1: Low Investment</w:t>
+        <w:t>Scenario 1: Modest but Sustained Recovery</w:t>
       </w:r>
     </w:p>
     <w:p>
@@ -1369,15 +1347,7 @@
         <w:jc w:val="both"/>
       </w:pPr>
       <w:r>
-        <w:t xml:space="preserve">This path still falls well short of Venezuela’s historical production peak in the </w:t>
-      </w:r>
-      <w:proofErr w:type="gramStart"/>
-      <w:r>
-        <w:t>1990s, but</w:t>
-      </w:r>
-      <w:proofErr w:type="gramEnd"/>
-      <w:r>
-        <w:t xml:space="preserve"> marks a clear break from stagnation. It is consistent with a partial sanctions relief, selective foreign investment, and incremental repairs to existing infrastructure — without assuming a wholesale transformation of the sector or a surge to historic highs.</w:t>
+        <w:t>This path still falls well short of Venezuela’s historical production peak in the 1990s but marks a clear break from stagnation. It is consistent with a sanctions relief, renewed access to diluents, selective foreign investment, and incremental repairs to existing infrastructure — without assuming a wholesale transformation of the sector or a surge to historic highs.</w:t>
       </w:r>
     </w:p>
     <w:p>
@@ -1416,8 +1386,6 @@
           <w:b/>
           <w:bCs/>
           <w:color w:val="000000"/>
-          <w:sz w:val="26"/>
-          <w:szCs w:val="26"/>
         </w:rPr>
       </w:pPr>
       <w:bookmarkStart w:id="8" w:name="_2c9u86ienhj0" w:colFirst="0" w:colLast="0"/>
@@ -1427,10 +1395,8 @@
           <w:b/>
           <w:bCs/>
           <w:color w:val="000000"/>
-          <w:sz w:val="26"/>
-          <w:szCs w:val="26"/>
-        </w:rPr>
-        <w:t>Scenario 2: Medium Investment</w:t>
+        </w:rPr>
+        <w:t>Scenario 2: Significant Recovery</w:t>
       </w:r>
     </w:p>
     <w:p>
@@ -1439,7 +1405,25 @@
         <w:jc w:val="both"/>
       </w:pPr>
       <w:r>
-        <w:t>In this world, capital returns more decisively. Infrastructure is repaired under improved investment conditions, and production steadily recovers. By 2035, output rises from today’s roughly 1.1 million barrels per day back toward Venezuela’s historical peak of around 3.4 million barrels per day (see Figure 5 above).</w:t>
+        <w:lastRenderedPageBreak/>
+        <w:t xml:space="preserve">In this world, capital returns more decisively and institutional conditions improve enough to support large-scale reinvestment. Infrastructure is repaired, skilled </w:t>
+      </w:r>
+      <w:proofErr w:type="spellStart"/>
+      <w:r>
+        <w:t>labour</w:t>
+      </w:r>
+      <w:proofErr w:type="spellEnd"/>
+      <w:r>
+        <w:t xml:space="preserve"> returns, and production steadily recovers. By 2035, output rises from today’s roughly 1.1 million barrels per day back toward Venezuela’s historical peak of around 3.4 million barrels per day (see Figure 5 above).</w:t>
+      </w:r>
+      <w:r>
+        <w:rPr>
+          <w:rFonts w:ascii="Aptos" w:eastAsia="Aptos" w:hAnsi="Aptos" w:cs="Aptos"/>
+          <w:sz w:val="24"/>
+          <w:szCs w:val="24"/>
+          <w:vertAlign w:val="superscript"/>
+        </w:rPr>
+        <w:footnoteReference w:id="11"/>
       </w:r>
     </w:p>
     <w:p>
@@ -1510,7 +1494,7 @@
           <w:bCs/>
           <w:color w:val="000000"/>
         </w:rPr>
-        <w:t>Scenario 3: High Investment</w:t>
+        <w:t>Scenario 3: Reaching Production Capacity</w:t>
       </w:r>
     </w:p>
     <w:p>
@@ -1533,6 +1517,19 @@
       <w:r>
         <w:t>.</w:t>
       </w:r>
+      <w:r>
+        <w:rPr>
+          <w:rFonts w:ascii="Aptos" w:eastAsia="Aptos" w:hAnsi="Aptos" w:cs="Aptos"/>
+          <w:vertAlign w:val="superscript"/>
+        </w:rPr>
+        <w:footnoteReference w:id="12"/>
+      </w:r>
+      <w:r>
+        <w:rPr>
+          <w:rFonts w:ascii="Aptos" w:eastAsia="Aptos" w:hAnsi="Aptos" w:cs="Aptos"/>
+        </w:rPr>
+        <w:t xml:space="preserve"> This scenario should be read as an upper-bound capacity case rather than a forecast.</w:t>
+      </w:r>
     </w:p>
     <w:p>
       <w:pPr>
@@ -1540,8 +1537,7 @@
         <w:jc w:val="both"/>
       </w:pPr>
       <w:r>
-        <w:lastRenderedPageBreak/>
-        <w:t xml:space="preserve">In climate terms, this is where the numbers begin to bite. Averaged over the period to 2050, this scenario adds around 1.9 </w:t>
+        <w:t xml:space="preserve">In climate terms, this is where the numbers really bite. Averaged over the period to 2050, this scenario adds around 1.9 </w:t>
       </w:r>
       <w:proofErr w:type="spellStart"/>
       <w:r>
@@ -1549,7 +1545,7 @@
       </w:r>
       <w:proofErr w:type="spellEnd"/>
       <w:r>
-        <w:t xml:space="preserve">₂ per year - Andrew is now home 2.37 billion times a year. Cumulatively, this equates to a further 0.021°C of warming between now and 2050.  </w:t>
+        <w:t xml:space="preserve">₂ per year. Andrew is now home 2.37 billion times a year. Cumulatively, this equates to a further 0.021°C of warming between now and 2050.  </w:t>
       </w:r>
     </w:p>
     <w:p>
@@ -1587,6 +1583,7 @@
         <w:jc w:val="both"/>
       </w:pPr>
       <w:r>
+        <w:lastRenderedPageBreak/>
         <w:t xml:space="preserve">Taken in isolation, the temperature impacts associated with expanded Venezuelan oil production appear modest when expressed in fractions of a degree. But </w:t>
       </w:r>
       <w:proofErr w:type="gramStart"/>
@@ -1595,20 +1592,33 @@
       </w:r>
       <w:proofErr w:type="gramEnd"/>
       <w:r>
-        <w:t xml:space="preserve"> missing the more important point. The remaining carbon budget consistent with limiting warming to 1.5 °C is now extremely small, leaving little room for error. Under conservative assumptions, the low-investment expansion could alone consume around 13% of that remaining budget. </w:t>
-      </w:r>
-    </w:p>
-    <w:p>
-      <w:pPr>
-        <w:jc w:val="both"/>
-      </w:pPr>
-    </w:p>
-    <w:p>
-      <w:pPr>
-        <w:jc w:val="both"/>
-      </w:pPr>
-      <w:r>
-        <w:t>Under more ambitious production pathways implied by other reporting, that share could plausibly rise toward a quarter or more of the total. The precise outcome is deeply uncertain, shaped by investment decisions, carbon intensity, and global market responses. But the direction of travel is not. In a world already perilously close to the 1.5 °C threshold, decisions taken by the United States about Venezuela’s oil sector are no longer geopolitical or economic choices; they are climate choices. The margin for error is thin, and policy now sits uncomfortably close to a cliff edge.</w:t>
+        <w:t xml:space="preserve"> missing the more important point. The remaining carbon budget consistent with limiting warming to 1.5 °C is now extremely small, leaving little room for error. Under some assumptions, a modest but sustained recovery in production could alone absorb around 13% of that remaining budget. Under more ambitious, though less likely, production pathways implied by other reporting, that share could rise toward a quarter or more of the total. </w:t>
+      </w:r>
+    </w:p>
+    <w:p>
+      <w:pPr>
+        <w:jc w:val="both"/>
+      </w:pPr>
+    </w:p>
+    <w:p>
+      <w:pPr>
+        <w:jc w:val="both"/>
+      </w:pPr>
+      <w:r>
+        <w:t>The precise outcome is deeply uncertain, shaped by a wide range of factors. Most analysts expect only a limited recovery in the near term, but uncertainty cuts both ways: once capital is committed and infrastructure rebuilt, production becomes harder to reverse, and the climate consequences accumulate.</w:t>
+      </w:r>
+    </w:p>
+    <w:p>
+      <w:pPr>
+        <w:jc w:val="both"/>
+      </w:pPr>
+    </w:p>
+    <w:p>
+      <w:pPr>
+        <w:jc w:val="both"/>
+      </w:pPr>
+      <w:r>
+        <w:t>In a world already perilously close to the 1.5 °C threshold, decisions taken today, particularly by the United States, about Venezuela’s oil sector are no longer geopolitical or economic choices; they are climate choices. The margin for error is thin, and policy now sits uncomfortably close to a cliff edge.</w:t>
       </w:r>
     </w:p>
     <w:p>
@@ -1651,7 +1661,7 @@
         <w:jc w:val="both"/>
       </w:pPr>
       <w:r>
-        <w:t xml:space="preserve">Figure 7 </w:t>
+        <w:t xml:space="preserve">Figure 6 </w:t>
       </w:r>
       <w:proofErr w:type="spellStart"/>
       <w:r>
@@ -1679,7 +1689,7 @@
           <w:sz w:val="24"/>
           <w:szCs w:val="24"/>
         </w:rPr>
-        <w:t>Figure 7 - Production pathways in each Scenario</w:t>
+        <w:t>Figure 6 - Production pathways in each Scenario</w:t>
       </w:r>
     </w:p>
     <w:p>
@@ -1702,10 +1712,10 @@
         </w:rPr>
         <w:lastRenderedPageBreak/>
         <w:drawing>
-          <wp:inline distT="114300" distB="114300" distL="114300" distR="114300" wp14:anchorId="17A7ECAC" wp14:editId="202F40FA">
+          <wp:inline distT="114300" distB="114300" distL="114300" distR="114300" wp14:anchorId="1F673E4B" wp14:editId="56CD881B">
             <wp:extent cx="5943600" cy="4432300"/>
             <wp:effectExtent l="0" t="0" r="0" b="0"/>
-            <wp:docPr id="6" name="image3.png"/>
+            <wp:docPr id="5" name="image3.png"/>
             <wp:cNvGraphicFramePr/>
             <a:graphic xmlns:a="http://schemas.openxmlformats.org/drawingml/2006/main">
               <a:graphicData uri="http://schemas.openxmlformats.org/drawingml/2006/picture">
@@ -1771,177 +1781,10 @@
     </w:p>
     <w:p>
       <w:pPr>
-        <w:rPr>
-          <w:b/>
-          <w:bCs/>
-          <w:sz w:val="24"/>
-          <w:szCs w:val="24"/>
-        </w:rPr>
-      </w:pPr>
-      <w:bookmarkStart w:id="12" w:name="_a8j4v1g0ohkz" w:colFirst="0" w:colLast="0"/>
-      <w:bookmarkEnd w:id="12"/>
-      <w:r>
-        <w:rPr>
-          <w:b/>
-          <w:bCs/>
-          <w:sz w:val="24"/>
-          <w:szCs w:val="24"/>
-        </w:rPr>
-        <w:t>From production to cumulative CO</w:t>
-      </w:r>
-      <w:r>
-        <w:rPr>
-          <w:rFonts w:ascii="Cambria Math" w:hAnsi="Cambria Math" w:cs="Cambria Math"/>
-          <w:b/>
-          <w:bCs/>
-          <w:sz w:val="24"/>
-          <w:szCs w:val="24"/>
-        </w:rPr>
-        <w:t>₂</w:t>
-      </w:r>
-      <w:r>
-        <w:rPr>
-          <w:b/>
-          <w:bCs/>
-          <w:sz w:val="24"/>
-          <w:szCs w:val="24"/>
-        </w:rPr>
-        <w:t xml:space="preserve"> emissions</w:t>
-      </w:r>
-    </w:p>
-    <w:p>
-      <w:pPr>
-        <w:spacing w:after="240"/>
-        <w:jc w:val="both"/>
-      </w:pPr>
-    </w:p>
-    <w:p>
-      <w:pPr>
-        <w:spacing w:after="240"/>
-        <w:jc w:val="both"/>
-      </w:pPr>
-      <w:r>
-        <w:t xml:space="preserve">Oil production is converted into carbon dioxide emissions using a constant lifecycle emissions factor of 1.89 </w:t>
-      </w:r>
-      <w:proofErr w:type="spellStart"/>
-      <w:r>
-        <w:t>tonnes</w:t>
-      </w:r>
-      <w:proofErr w:type="spellEnd"/>
-      <w:r>
-        <w:t xml:space="preserve"> of CO₂ per barrel, applied uniformly across all scenarios. This factor captures both the emissions released when oil is ultimately burned and the additional emissions associated with extraction, upgrading, transport, and refining — which are particularly significant for Venezuela’s heavy crude.</w:t>
-      </w:r>
-    </w:p>
-    <w:p>
-      <w:pPr>
-        <w:spacing w:before="240" w:after="240"/>
-        <w:jc w:val="both"/>
-      </w:pPr>
-      <w:r>
-        <w:lastRenderedPageBreak/>
-        <w:t xml:space="preserve">Applying the same emissions factor in each case ensures that differences across scenarios are driven solely by production volumes, rather than by assumptions about technology, efficiency, or fuel composition. For each scenario, we calculate cumulative emissions over the period from 2025 to 2050, as well as the average annual emissions over that horizon. The scenario descriptions in the main text report these average annual values, expressed in </w:t>
-      </w:r>
-      <w:proofErr w:type="spellStart"/>
-      <w:r>
-        <w:t>gigatonnes</w:t>
-      </w:r>
-      <w:proofErr w:type="spellEnd"/>
-      <w:r>
-        <w:t xml:space="preserve"> of CO₂ per year.</w:t>
-      </w:r>
-    </w:p>
-    <w:p>
-      <w:pPr>
-        <w:rPr>
-          <w:b/>
-          <w:bCs/>
-          <w:sz w:val="24"/>
-          <w:szCs w:val="24"/>
-        </w:rPr>
-      </w:pPr>
-      <w:bookmarkStart w:id="13" w:name="_uubdgzcg10s6" w:colFirst="0" w:colLast="0"/>
-      <w:bookmarkEnd w:id="13"/>
-      <w:r>
-        <w:rPr>
-          <w:b/>
-          <w:bCs/>
-          <w:sz w:val="24"/>
-          <w:szCs w:val="24"/>
-        </w:rPr>
-        <w:t>From cumulative emissions to temperature increase</w:t>
-      </w:r>
-    </w:p>
-    <w:p>
-      <w:pPr>
-        <w:spacing w:before="240" w:after="240"/>
-        <w:jc w:val="both"/>
-      </w:pPr>
-      <w:r>
-        <w:t xml:space="preserve">To estimate the warming impact, we rely on the well-established near-linear relationship between cumulative CO₂ emissions and global mean temperature rise. </w:t>
-      </w:r>
-      <w:r>
-        <w:rPr>
-          <w:rFonts w:ascii="Aptos" w:eastAsia="Aptos" w:hAnsi="Aptos" w:cs="Aptos"/>
-        </w:rPr>
-        <w:t xml:space="preserve">This relationship is known as the Transient Climate Response to Cumulative Emissions of CO₂ (TCRE). This relationship implies that each additional </w:t>
-      </w:r>
-      <w:proofErr w:type="spellStart"/>
-      <w:r>
-        <w:rPr>
-          <w:rFonts w:ascii="Aptos" w:eastAsia="Aptos" w:hAnsi="Aptos" w:cs="Aptos"/>
-        </w:rPr>
-        <w:t>tonne</w:t>
-      </w:r>
-      <w:proofErr w:type="spellEnd"/>
-      <w:r>
-        <w:rPr>
-          <w:rFonts w:ascii="Aptos" w:eastAsia="Aptos" w:hAnsi="Aptos" w:cs="Aptos"/>
-        </w:rPr>
-        <w:t xml:space="preserve"> of CO₂ emissions contributes a roughly constant increment to global warming, around 4.5 × 10⁻¹³ °C per </w:t>
-      </w:r>
-      <w:proofErr w:type="spellStart"/>
-      <w:r>
-        <w:rPr>
-          <w:rFonts w:ascii="Aptos" w:eastAsia="Aptos" w:hAnsi="Aptos" w:cs="Aptos"/>
-        </w:rPr>
-        <w:t>tonne</w:t>
-      </w:r>
-      <w:proofErr w:type="spellEnd"/>
-      <w:r>
-        <w:rPr>
-          <w:rFonts w:ascii="Aptos" w:eastAsia="Aptos" w:hAnsi="Aptos" w:cs="Aptos"/>
-        </w:rPr>
-        <w:t xml:space="preserve"> of CO₂ (equivalently 0.00045 °C per </w:t>
-      </w:r>
-      <w:proofErr w:type="spellStart"/>
-      <w:r>
-        <w:rPr>
-          <w:rFonts w:ascii="Aptos" w:eastAsia="Aptos" w:hAnsi="Aptos" w:cs="Aptos"/>
-        </w:rPr>
-        <w:t>gigatonne</w:t>
-      </w:r>
-      <w:proofErr w:type="spellEnd"/>
-      <w:r>
-        <w:rPr>
-          <w:rFonts w:ascii="Aptos" w:eastAsia="Aptos" w:hAnsi="Aptos" w:cs="Aptos"/>
-        </w:rPr>
-        <w:t xml:space="preserve">), largely independent of when those emissions occur. </w:t>
-      </w:r>
-      <w:r>
-        <w:t>This relationship underpins the concept of a global carbon budget and is widely used in IPCC assessments.</w:t>
-      </w:r>
-    </w:p>
-    <w:p>
-      <w:pPr>
-        <w:spacing w:before="240" w:after="240"/>
-        <w:jc w:val="both"/>
-      </w:pPr>
-      <w:r>
-        <w:t>When the article refers to temperature increases such as “0.01°C between now and 2050”, this reflects the cumulative emissions associated with the production pathway shown in Figure 7, translated using this standard relationship.</w:t>
-      </w:r>
-    </w:p>
-    <w:p>
-      <w:pPr>
+        <w:pStyle w:val="Heading3"/>
+        <w:keepNext w:val="0"/>
+        <w:keepLines w:val="0"/>
+        <w:spacing w:before="280"/>
         <w:rPr>
           <w:b/>
           <w:bCs/>
@@ -1950,14 +1793,176 @@
           <w:szCs w:val="26"/>
         </w:rPr>
       </w:pPr>
+      <w:bookmarkStart w:id="12" w:name="_a8j4v1g0ohkz" w:colFirst="0" w:colLast="0"/>
+      <w:bookmarkEnd w:id="12"/>
+      <w:r>
+        <w:rPr>
+          <w:b/>
+          <w:bCs/>
+          <w:color w:val="000000"/>
+          <w:sz w:val="26"/>
+          <w:szCs w:val="26"/>
+        </w:rPr>
+        <w:t>From production to cumulative CO₂ emissions</w:t>
+      </w:r>
+    </w:p>
+    <w:p>
+      <w:pPr>
+        <w:spacing w:after="240"/>
+        <w:jc w:val="both"/>
+      </w:pPr>
+      <w:r>
+        <w:t xml:space="preserve">Oil production is converted into carbon dioxide emissions using a constant lifecycle emissions factor of 1.89 </w:t>
+      </w:r>
+      <w:proofErr w:type="spellStart"/>
+      <w:r>
+        <w:t>tonnes</w:t>
+      </w:r>
+      <w:proofErr w:type="spellEnd"/>
+      <w:r>
+        <w:t xml:space="preserve"> of CO₂ per barrel, applied uniformly across all scenarios. This factor captures both the emissions released when oil is ultimately burned and the additional emissions associated with extraction, upgrading, transport, and refining — which are particularly significant for Venezuela’s heavy crude.</w:t>
+      </w:r>
+    </w:p>
+    <w:p>
+      <w:pPr>
+        <w:spacing w:before="240" w:after="240"/>
+        <w:jc w:val="both"/>
+      </w:pPr>
+      <w:r>
+        <w:t xml:space="preserve">Applying the same emissions factor in each case ensures that differences across scenarios are driven solely by production volumes, rather than by assumptions about technology, efficiency, or </w:t>
+      </w:r>
+      <w:r>
+        <w:lastRenderedPageBreak/>
+        <w:t xml:space="preserve">fuel composition. For each scenario, we calculate cumulative emissions over the period from 2025 to 2050, as well as the average annual emissions over that horizon. The scenario descriptions in the main text report these average annual values, expressed in </w:t>
+      </w:r>
+      <w:proofErr w:type="spellStart"/>
+      <w:r>
+        <w:t>gigatonnes</w:t>
+      </w:r>
+      <w:proofErr w:type="spellEnd"/>
+      <w:r>
+        <w:t xml:space="preserve"> of CO₂ per year.</w:t>
+      </w:r>
+    </w:p>
+    <w:p>
+      <w:pPr>
+        <w:pStyle w:val="Heading3"/>
+        <w:keepNext w:val="0"/>
+        <w:keepLines w:val="0"/>
+        <w:spacing w:before="280"/>
+        <w:rPr>
+          <w:b/>
+          <w:bCs/>
+          <w:color w:val="000000"/>
+          <w:sz w:val="26"/>
+          <w:szCs w:val="26"/>
+        </w:rPr>
+      </w:pPr>
+      <w:bookmarkStart w:id="13" w:name="_uubdgzcg10s6" w:colFirst="0" w:colLast="0"/>
+      <w:bookmarkEnd w:id="13"/>
+      <w:r>
+        <w:rPr>
+          <w:b/>
+          <w:bCs/>
+          <w:color w:val="000000"/>
+          <w:sz w:val="26"/>
+          <w:szCs w:val="26"/>
+        </w:rPr>
+        <w:t>From cumulative emissions to temperature increase</w:t>
+      </w:r>
+    </w:p>
+    <w:p>
+      <w:pPr>
+        <w:spacing w:before="240" w:after="240"/>
+        <w:jc w:val="both"/>
+      </w:pPr>
+      <w:r>
+        <w:t xml:space="preserve">To estimate the warming impact, we rely on the well-established near-linear relationship between cumulative CO₂ emissions and global mean temperature rise. </w:t>
+      </w:r>
+      <w:r>
+        <w:rPr>
+          <w:rFonts w:ascii="Aptos" w:eastAsia="Aptos" w:hAnsi="Aptos" w:cs="Aptos"/>
+        </w:rPr>
+        <w:t xml:space="preserve">This relationship is known as the Transient Climate Response to Cumulative Emissions of CO₂ (TCRE). This relationship implies that each additional </w:t>
+      </w:r>
+      <w:proofErr w:type="spellStart"/>
+      <w:r>
+        <w:rPr>
+          <w:rFonts w:ascii="Aptos" w:eastAsia="Aptos" w:hAnsi="Aptos" w:cs="Aptos"/>
+        </w:rPr>
+        <w:t>tonne</w:t>
+      </w:r>
+      <w:proofErr w:type="spellEnd"/>
+      <w:r>
+        <w:rPr>
+          <w:rFonts w:ascii="Aptos" w:eastAsia="Aptos" w:hAnsi="Aptos" w:cs="Aptos"/>
+        </w:rPr>
+        <w:t xml:space="preserve"> of CO₂ emissions contributes a roughly constant increment to global warming, around 4.5 × 10⁻¹³ °C per </w:t>
+      </w:r>
+      <w:proofErr w:type="spellStart"/>
+      <w:r>
+        <w:rPr>
+          <w:rFonts w:ascii="Aptos" w:eastAsia="Aptos" w:hAnsi="Aptos" w:cs="Aptos"/>
+        </w:rPr>
+        <w:t>tonne</w:t>
+      </w:r>
+      <w:proofErr w:type="spellEnd"/>
+      <w:r>
+        <w:rPr>
+          <w:rFonts w:ascii="Aptos" w:eastAsia="Aptos" w:hAnsi="Aptos" w:cs="Aptos"/>
+        </w:rPr>
+        <w:t xml:space="preserve"> of CO₂, or 0.00045 °C per </w:t>
+      </w:r>
+      <w:proofErr w:type="spellStart"/>
+      <w:r>
+        <w:rPr>
+          <w:rFonts w:ascii="Aptos" w:eastAsia="Aptos" w:hAnsi="Aptos" w:cs="Aptos"/>
+        </w:rPr>
+        <w:t>gigatonne</w:t>
+      </w:r>
+      <w:proofErr w:type="spellEnd"/>
+      <w:r>
+        <w:rPr>
+          <w:rFonts w:ascii="Aptos" w:eastAsia="Aptos" w:hAnsi="Aptos" w:cs="Aptos"/>
+        </w:rPr>
+        <w:t xml:space="preserve">, largely independent of when those emissions occur. </w:t>
+      </w:r>
+      <w:r>
+        <w:t>This relationship underpins the concept of a global carbon budget and is widely used in IPCC assessments.</w:t>
+      </w:r>
+    </w:p>
+    <w:p>
+      <w:pPr>
+        <w:spacing w:before="240" w:after="240"/>
+        <w:jc w:val="both"/>
+      </w:pPr>
+      <w:r>
+        <w:t>When the article refers to temperature increases such as “0.01°C between now and 2050”, this reflects the cumulative emissions associated with the production pathway shown in Figure 7, translated using this standard relationship.</w:t>
+      </w:r>
+    </w:p>
+    <w:p>
+      <w:pPr>
+        <w:pStyle w:val="Heading3"/>
+        <w:keepNext w:val="0"/>
+        <w:keepLines w:val="0"/>
+        <w:spacing w:before="280"/>
+        <w:rPr>
+          <w:b/>
+          <w:bCs/>
+          <w:color w:val="000000"/>
+          <w:sz w:val="26"/>
+          <w:szCs w:val="26"/>
+        </w:rPr>
+      </w:pPr>
       <w:bookmarkStart w:id="14" w:name="_qnxiok1naip0" w:colFirst="0" w:colLast="0"/>
       <w:bookmarkEnd w:id="14"/>
       <w:r>
         <w:rPr>
           <w:b/>
           <w:bCs/>
-          <w:sz w:val="24"/>
-          <w:szCs w:val="24"/>
+          <w:color w:val="000000"/>
+          <w:sz w:val="26"/>
+          <w:szCs w:val="26"/>
         </w:rPr>
         <w:t>Carbon budget shares</w:t>
       </w:r>
@@ -1979,35 +1984,8 @@
         <w:t xml:space="preserve"> of CO₂.</w:t>
       </w:r>
     </w:p>
-    <w:p>
-      <w:pPr>
-        <w:spacing w:before="240" w:after="240"/>
-        <w:jc w:val="both"/>
-        <w:rPr>
-          <w:b/>
-          <w:bCs/>
-          <w:sz w:val="24"/>
-          <w:szCs w:val="24"/>
-        </w:rPr>
-      </w:pPr>
-      <w:r>
-        <w:rPr>
-          <w:b/>
-          <w:bCs/>
-          <w:sz w:val="24"/>
-          <w:szCs w:val="24"/>
-        </w:rPr>
-        <w:t>Footnotes:</w:t>
-      </w:r>
-    </w:p>
-    <w:p/>
-    <w:p/>
-    <w:p>
-      <w:pPr>
-        <w:jc w:val="center"/>
-      </w:pPr>
-    </w:p>
     <w:sectPr>
+      <w:headerReference w:type="default" r:id="rId22"/>
       <w:pgSz w:w="12240" w:h="15840"/>
       <w:pgMar w:top="1440" w:right="1440" w:bottom="1440" w:left="1440" w:header="720" w:footer="720" w:gutter="0"/>
       <w:pgNumType w:start="1"/>
@@ -2132,7 +2110,7 @@
           <w:szCs w:val="18"/>
         </w:rPr>
         <w:tab/>
-        <w:t>As such, proved reserves can increase as new reserves are found, or existing reserves become economically feasible as market conditions change.  They can also decrease through extraction.</w:t>
+        <w:t>As such, proved reserves can increase as new reserves are found or existing reserves become economically feasible as economic and technical conditions change.  They can also decrease through extraction.</w:t>
       </w:r>
     </w:p>
   </w:footnote>
@@ -2169,13 +2147,23 @@
         </w:rPr>
         <w:tab/>
       </w:r>
-      <w:r>
-        <w:rPr>
-          <w:rFonts w:ascii="Aptos" w:eastAsia="Aptos" w:hAnsi="Aptos" w:cs="Aptos"/>
-          <w:sz w:val="18"/>
-          <w:szCs w:val="18"/>
-        </w:rPr>
-        <w:t>Again based on data from the Energy Institutes’ 2025 Statistical Review of World Energy.</w:t>
+      <w:proofErr w:type="gramStart"/>
+      <w:r>
+        <w:rPr>
+          <w:rFonts w:ascii="Aptos" w:eastAsia="Aptos" w:hAnsi="Aptos" w:cs="Aptos"/>
+          <w:sz w:val="18"/>
+          <w:szCs w:val="18"/>
+        </w:rPr>
+        <w:t>Again</w:t>
+      </w:r>
+      <w:proofErr w:type="gramEnd"/>
+      <w:r>
+        <w:rPr>
+          <w:rFonts w:ascii="Aptos" w:eastAsia="Aptos" w:hAnsi="Aptos" w:cs="Aptos"/>
+          <w:sz w:val="18"/>
+          <w:szCs w:val="18"/>
+        </w:rPr>
+        <w:t xml:space="preserve"> based on data from the Energy Institutes’ 2025 Statistical Review of World Energy.</w:t>
       </w:r>
     </w:p>
   </w:footnote>
@@ -2211,15 +2199,7 @@
           <w:szCs w:val="18"/>
         </w:rPr>
         <w:tab/>
-        <w:t xml:space="preserve">It is worth </w:t>
-      </w:r>
-      <w:r>
-        <w:rPr>
-          <w:rFonts w:ascii="Aptos" w:eastAsia="Aptos" w:hAnsi="Aptos" w:cs="Aptos"/>
-          <w:sz w:val="18"/>
-          <w:szCs w:val="18"/>
-        </w:rPr>
-        <w:t>recognising that some of the exceptionally high emissions intensities associated with Venezuelan oil today reflect not just the nature of the crude, but the poor state of existing infrastructure in the country. This drives leaks, flaring and inefficiency. Upgrading facilities and capturing methane could reduce upstream emissions even if production stays modest. However, because extra-heavy oil is inherently more energy-intensive to extract and process, these improvements would moderate but not eliminate the carbon-intensity gap with lighter crude sources.</w:t>
+        <w:t>In this way, ‘proved’ reserves differ from ‘probable’ or ‘possible’ reserves, which are those that can be extracted under current economic and technical conditions with at least 50% or 10% probability, respectively.</w:t>
       </w:r>
     </w:p>
   </w:footnote>
@@ -2229,6 +2209,60 @@
         <w:spacing w:line="240" w:lineRule="auto"/>
         <w:jc w:val="both"/>
         <w:rPr>
+          <w:rFonts w:ascii="Aptos" w:eastAsia="Aptos" w:hAnsi="Aptos" w:cs="Aptos"/>
+          <w:sz w:val="18"/>
+          <w:szCs w:val="18"/>
+        </w:rPr>
+      </w:pPr>
+      <w:r>
+        <w:rPr>
+          <w:vertAlign w:val="superscript"/>
+        </w:rPr>
+        <w:footnoteRef/>
+      </w:r>
+      <w:r>
+        <w:rPr>
+          <w:rFonts w:ascii="Aptos" w:eastAsia="Aptos" w:hAnsi="Aptos" w:cs="Aptos"/>
+          <w:sz w:val="18"/>
+          <w:szCs w:val="18"/>
+        </w:rPr>
+        <w:t xml:space="preserve">  </w:t>
+      </w:r>
+      <w:r>
+        <w:rPr>
+          <w:rFonts w:ascii="Aptos" w:eastAsia="Aptos" w:hAnsi="Aptos" w:cs="Aptos"/>
+          <w:sz w:val="18"/>
+          <w:szCs w:val="18"/>
+        </w:rPr>
+        <w:tab/>
+        <w:t xml:space="preserve">It is worth </w:t>
+      </w:r>
+      <w:proofErr w:type="spellStart"/>
+      <w:r>
+        <w:rPr>
+          <w:rFonts w:ascii="Aptos" w:eastAsia="Aptos" w:hAnsi="Aptos" w:cs="Aptos"/>
+          <w:sz w:val="18"/>
+          <w:szCs w:val="18"/>
+        </w:rPr>
+        <w:t>recognising</w:t>
+      </w:r>
+      <w:proofErr w:type="spellEnd"/>
+      <w:r>
+        <w:rPr>
+          <w:rFonts w:ascii="Aptos" w:eastAsia="Aptos" w:hAnsi="Aptos" w:cs="Aptos"/>
+          <w:sz w:val="18"/>
+          <w:szCs w:val="18"/>
+        </w:rPr>
+        <w:t xml:space="preserve"> that some of the exceptionally high emissions intensities associated with Venezuelan oil today reflect not just the nature of the crude, but the poor state of existing infrastructure in the country. This drives leaks, flaring and inefficiency. Upgrading facilities and capturing methane could reduce upstream emissions even if production stays modest. However, because extra-heavy oil is inherently more energy-intensive to extract and process, these improvements would moderate but not eliminate the carbon-intensity gap with lighter crude sources.</w:t>
+      </w:r>
+    </w:p>
+  </w:footnote>
+  <w:footnote w:id="6">
+    <w:p>
+      <w:pPr>
+        <w:spacing w:line="240" w:lineRule="auto"/>
+        <w:jc w:val="both"/>
+        <w:rPr>
           <w:sz w:val="14"/>
           <w:szCs w:val="14"/>
         </w:rPr>
@@ -2264,7 +2298,7 @@
       </w:r>
     </w:p>
   </w:footnote>
-  <w:footnote w:id="6">
+  <w:footnote w:id="7">
     <w:p>
       <w:pPr>
         <w:spacing w:line="240" w:lineRule="auto"/>
@@ -2301,16 +2335,16 @@
           <w:sz w:val="18"/>
           <w:szCs w:val="18"/>
         </w:rPr>
-        <w:t>Even if that reserves figure is overly optimistic and, say, only a third of those barrels were ultimately economic, the implied R/P ratio would still be on the order of 500 years.</w:t>
+        <w:t>Even if the proved reserves figure is overly optimistic and, say, only a third of those barrels were ultimately economic, the implied R/P ratio would still be significantly larger than for other countries.</w:t>
       </w:r>
     </w:p>
   </w:footnote>
-  <w:footnote w:id="7">
+  <w:footnote w:id="8">
     <w:p>
       <w:pPr>
         <w:spacing w:line="240" w:lineRule="auto"/>
-        <w:rPr>
-          <w:rFonts w:ascii="Aptos" w:eastAsia="Aptos" w:hAnsi="Aptos" w:cs="Aptos"/>
+        <w:jc w:val="both"/>
+        <w:rPr>
           <w:sz w:val="18"/>
           <w:szCs w:val="18"/>
         </w:rPr>
@@ -2322,41 +2356,230 @@
         <w:footnoteRef/>
       </w:r>
       <w:r>
-        <w:rPr>
-          <w:rFonts w:ascii="Aptos" w:eastAsia="Aptos" w:hAnsi="Aptos" w:cs="Aptos"/>
-          <w:sz w:val="18"/>
-          <w:szCs w:val="18"/>
-        </w:rPr>
         <w:t xml:space="preserve">  </w:t>
       </w:r>
       <w:r>
-        <w:rPr>
-          <w:rFonts w:ascii="Aptos" w:eastAsia="Aptos" w:hAnsi="Aptos" w:cs="Aptos"/>
-          <w:sz w:val="18"/>
-          <w:szCs w:val="18"/>
-        </w:rPr>
         <w:tab/>
-        <w:t xml:space="preserve">In all cases, we anchor production at 1.1 million barrels per day in 2025, consistent with recent estimates not yet published by the Energy </w:t>
-      </w:r>
-      <w:r>
-        <w:rPr>
-          <w:rFonts w:ascii="Aptos" w:eastAsia="Aptos" w:hAnsi="Aptos" w:cs="Aptos"/>
-          <w:sz w:val="18"/>
-          <w:szCs w:val="18"/>
-        </w:rPr>
-        <w:t>Institute, and then specify alternative paths for how output could evolve.</w:t>
+      </w:r>
+      <w:r>
+        <w:rPr>
+          <w:sz w:val="18"/>
+          <w:szCs w:val="18"/>
+        </w:rPr>
+        <w:t>See ICSID arbitration awards in ConocoPhillips v. Venezuela (ARB/07/30) and ExxonMobil v. Venezuela (ARB/07/27).</w:t>
+      </w:r>
+    </w:p>
+  </w:footnote>
+  <w:footnote w:id="9">
+    <w:p>
+      <w:pPr>
+        <w:spacing w:line="240" w:lineRule="auto"/>
+        <w:jc w:val="both"/>
+        <w:rPr>
+          <w:rFonts w:ascii="Aptos" w:eastAsia="Aptos" w:hAnsi="Aptos" w:cs="Aptos"/>
+          <w:sz w:val="18"/>
+          <w:szCs w:val="18"/>
+        </w:rPr>
+      </w:pPr>
+      <w:r>
+        <w:rPr>
+          <w:vertAlign w:val="superscript"/>
+        </w:rPr>
+        <w:footnoteRef/>
+      </w:r>
+      <w:r>
+        <w:rPr>
+          <w:rFonts w:ascii="Aptos" w:eastAsia="Aptos" w:hAnsi="Aptos" w:cs="Aptos"/>
+          <w:sz w:val="18"/>
+          <w:szCs w:val="18"/>
+        </w:rPr>
+        <w:t xml:space="preserve">  </w:t>
+      </w:r>
+      <w:r>
+        <w:rPr>
+          <w:rFonts w:ascii="Aptos" w:eastAsia="Aptos" w:hAnsi="Aptos" w:cs="Aptos"/>
+          <w:sz w:val="18"/>
+          <w:szCs w:val="18"/>
+        </w:rPr>
+        <w:tab/>
+        <w:t>In all scenarios, production is anchored at 1.1 million barrels per day in 2025, consistent with recent estimates from industry and official sources, before specifying alternative pathways for how output could evolve thereafter.</w:t>
+      </w:r>
+    </w:p>
+  </w:footnote>
+  <w:footnote w:id="10">
+    <w:p>
+      <w:pPr>
+        <w:spacing w:line="240" w:lineRule="auto"/>
+        <w:jc w:val="both"/>
+        <w:rPr>
+          <w:sz w:val="14"/>
+          <w:szCs w:val="14"/>
+        </w:rPr>
+      </w:pPr>
+      <w:r>
+        <w:rPr>
+          <w:vertAlign w:val="superscript"/>
+        </w:rPr>
+        <w:footnoteRef/>
+      </w:r>
+      <w:r>
+        <w:t xml:space="preserve">  </w:t>
+      </w:r>
+      <w:r>
+        <w:tab/>
+      </w:r>
+      <w:r>
+        <w:rPr>
+          <w:sz w:val="18"/>
+          <w:szCs w:val="18"/>
+        </w:rPr>
+        <w:t>However, as this Scenario acts as a baseline, accounting for these factors would only increase later Scenario’s impact on warming and carbon budgets.</w:t>
+      </w:r>
+    </w:p>
+  </w:footnote>
+  <w:footnote w:id="11">
+    <w:p>
+      <w:pPr>
+        <w:spacing w:line="240" w:lineRule="auto"/>
+        <w:jc w:val="both"/>
+        <w:rPr>
+          <w:sz w:val="18"/>
+          <w:szCs w:val="18"/>
+        </w:rPr>
+      </w:pPr>
+      <w:r>
+        <w:rPr>
+          <w:vertAlign w:val="superscript"/>
+        </w:rPr>
+        <w:footnoteRef/>
+      </w:r>
+      <w:r>
+        <w:rPr>
+          <w:sz w:val="14"/>
+          <w:szCs w:val="14"/>
+        </w:rPr>
+        <w:t xml:space="preserve">  </w:t>
+      </w:r>
+      <w:r>
+        <w:rPr>
+          <w:sz w:val="14"/>
+          <w:szCs w:val="14"/>
+        </w:rPr>
+        <w:tab/>
+      </w:r>
+      <w:r>
+        <w:rPr>
+          <w:sz w:val="18"/>
+          <w:szCs w:val="18"/>
+        </w:rPr>
+        <w:t xml:space="preserve">Analysis from Rystad Energy suggests that </w:t>
+      </w:r>
+      <w:hyperlink r:id="rId1">
+        <w:r>
+          <w:rPr>
+            <w:color w:val="1155CC"/>
+            <w:sz w:val="18"/>
+            <w:szCs w:val="18"/>
+            <w:u w:val="single"/>
+          </w:rPr>
+          <w:t>$110 billion in capital expenditure would be required by 2030 to bring the country’s production back to where it was 15 years ago</w:t>
+        </w:r>
+      </w:hyperlink>
+      <w:r>
+        <w:rPr>
+          <w:sz w:val="18"/>
+          <w:szCs w:val="18"/>
+        </w:rPr>
+        <w:t xml:space="preserve">.  Achieving and sustaining this trajectory would also require legal certainty for foreign investors and a sustained period of </w:t>
+      </w:r>
+      <w:proofErr w:type="spellStart"/>
+      <w:r>
+        <w:rPr>
+          <w:sz w:val="18"/>
+          <w:szCs w:val="18"/>
+        </w:rPr>
+        <w:t>favourable</w:t>
+      </w:r>
+      <w:proofErr w:type="spellEnd"/>
+      <w:r>
+        <w:rPr>
+          <w:sz w:val="18"/>
+          <w:szCs w:val="18"/>
+        </w:rPr>
+        <w:t xml:space="preserve"> oil prices. These are conditions that recent analysis suggests are difficult, but not impossible, to align.</w:t>
+      </w:r>
+    </w:p>
+  </w:footnote>
+  <w:footnote w:id="12">
+    <w:p>
+      <w:pPr>
+        <w:spacing w:line="240" w:lineRule="auto"/>
+        <w:jc w:val="both"/>
+        <w:rPr>
+          <w:sz w:val="18"/>
+          <w:szCs w:val="18"/>
+        </w:rPr>
+      </w:pPr>
+      <w:r>
+        <w:rPr>
+          <w:vertAlign w:val="superscript"/>
+        </w:rPr>
+        <w:footnoteRef/>
+      </w:r>
+      <w:r>
+        <w:rPr>
+          <w:sz w:val="14"/>
+          <w:szCs w:val="14"/>
+        </w:rPr>
+        <w:t xml:space="preserve">  </w:t>
+      </w:r>
+      <w:r>
+        <w:rPr>
+          <w:sz w:val="14"/>
+          <w:szCs w:val="14"/>
+        </w:rPr>
+        <w:tab/>
+      </w:r>
+      <w:r>
+        <w:rPr>
+          <w:sz w:val="18"/>
+          <w:szCs w:val="18"/>
+        </w:rPr>
+        <w:t xml:space="preserve">This is a highly optimistic long-run scenario, requiring sustained high oil prices, massive capital </w:t>
+      </w:r>
+      <w:proofErr w:type="spellStart"/>
+      <w:r>
+        <w:rPr>
+          <w:sz w:val="18"/>
+          <w:szCs w:val="18"/>
+        </w:rPr>
+        <w:t>mobilisation</w:t>
+      </w:r>
+      <w:proofErr w:type="spellEnd"/>
+      <w:r>
+        <w:rPr>
+          <w:sz w:val="18"/>
+          <w:szCs w:val="18"/>
+        </w:rPr>
+        <w:t>, and a global market willing to absorb large additional volumes of heavy crude. These are conditions many analysts view as unlikely to persist simultaneously. However, as some reporting has suggested these levels of production, we have considered the Scenario and calculated the associated warming and carbon budget shares.</w:t>
       </w:r>
     </w:p>
   </w:footnote>
 </w:footnotes>
+</file>
+
+<file path=word/header1.xml><?xml version="1.0" encoding="utf-8"?>
+<w:hdr xmlns:wpc="http://schemas.microsoft.com/office/word/2010/wordprocessingCanvas" xmlns:cx="http://schemas.microsoft.com/office/drawing/2014/chartex" xmlns:cx1="http://schemas.microsoft.com/office/drawing/2015/9/8/chartex" xmlns:cx2="http://schemas.microsoft.com/office/drawing/2015/10/21/chartex" xmlns:cx3="http://schemas.microsoft.com/office/drawing/2016/5/9/chartex" xmlns:cx4="http://schemas.microsoft.com/office/drawing/2016/5/10/chartex" xmlns:cx5="http://schemas.microsoft.com/office/drawing/2016/5/11/chartex" xmlns:cx6="http://schemas.microsoft.com/office/drawing/2016/5/12/chartex" xmlns:cx7="http://schemas.microsoft.com/office/drawing/2016/5/13/chartex" xmlns:cx8="http://schemas.microsoft.com/office/drawing/2016/5/14/chartex" xmlns:mc="http://schemas.openxmlformats.org/markup-compatibility/2006" xmlns:aink="http://schemas.microsoft.com/office/drawing/2016/ink" xmlns:am3d="http://schemas.microsoft.com/office/drawing/2017/model3d" xmlns:o="urn:schemas-microsoft-com:office:office" xmlns:oel="http://schemas.microsoft.com/office/2019/extlst" xmlns:r="http://schemas.openxmlformats.org/officeDocument/2006/relationships" xmlns:m="http://schemas.openxmlformats.org/officeDocument/2006/math" xmlns:v="urn:schemas-microsoft-com:vml" xmlns:wp14="http://schemas.microsoft.com/office/word/2010/wordprocessingDrawing" xmlns:wp="http://schemas.openxmlformats.org/drawingml/2006/wordprocessingDrawing" xmlns:w10="urn:schemas-microsoft-com:office:word" xmlns:w="http://schemas.openxmlformats.org/wordprocessingml/2006/main" xmlns:w14="http://schemas.microsoft.com/office/word/2010/wordml" xmlns:w15="http://schemas.microsoft.com/office/word/2012/wordml" xmlns:w16cex="http://schemas.microsoft.com/office/word/2018/wordml/cex" xmlns:w16cid="http://schemas.microsoft.com/office/word/2016/wordml/cid" xmlns:w16="http://schemas.microsoft.com/office/word/2018/wordml" xmlns:w16du="http://schemas.microsoft.com/office/word/2023/wordml/word16du" xmlns:w16sdtdh="http://schemas.microsoft.com/office/word/2020/wordml/sdtdatahash" xmlns:w16sdtfl="http://schemas.microsoft.com/office/word/2024/wordml/sdtformatlock" xmlns:w16se="http://schemas.microsoft.com/office/word/2015/wordml/symex" xmlns:wpg="http://schemas.microsoft.com/office/word/2010/wordprocessingGroup" xmlns:wpi="http://schemas.microsoft.com/office/word/2010/wordprocessingInk" xmlns:wne="http://schemas.microsoft.com/office/word/2006/wordml" xmlns:wps="http://schemas.microsoft.com/office/word/2010/wordprocessingShape" mc:Ignorable="w14 w15 w16se w16cid w16 w16cex w16sdtdh w16sdtfl w16du wp14">
+  <w:p/>
+</w:hdr>
 </file>
 
 <file path=word/numbering.xml><?xml version="1.0" encoding="utf-8"?>
 <w:numbering xmlns:wpc="http://schemas.microsoft.com/office/word/2010/wordprocessingCanvas" xmlns:cx="http://schemas.microsoft.com/office/drawing/2014/chartex" xmlns:cx1="http://schemas.microsoft.com/office/drawing/2015/9/8/chartex" xmlns:cx2="http://schemas.microsoft.com/office/drawing/2015/10/21/chartex" xmlns:cx3="http://schemas.microsoft.com/office/drawing/2016/5/9/chartex" xmlns:cx4="http://schemas.microsoft.com/office/drawing/2016/5/10/chartex" xmlns:cx5="http://schemas.microsoft.com/office/drawing/2016/5/11/chartex" xmlns:cx6="http://schemas.microsoft.com/office/drawing/2016/5/12/chartex" xmlns:cx7="http://schemas.microsoft.com/office/drawing/2016/5/13/chartex" xmlns:cx8="http://schemas.microsoft.com/office/drawing/2016/5/14/chartex" xmlns:mc="http://schemas.openxmlformats.org/markup-compatibility/2006" xmlns:aink="http://schemas.microsoft.com/office/drawing/2016/ink" xmlns:am3d="http://schemas.microsoft.com/office/drawing/2017/model3d" xmlns:o="urn:schemas-microsoft-com:office:office" xmlns:oel="http://schemas.microsoft.com/office/2019/extlst" xmlns:r="http://schemas.openxmlformats.org/officeDocument/2006/relationships" xmlns:m="http://schemas.openxmlformats.org/officeDocument/2006/math" xmlns:v="urn:schemas-microsoft-com:vml" xmlns:wp14="http://schemas.microsoft.com/office/word/2010/wordprocessingDrawing" xmlns:wp="http://schemas.openxmlformats.org/drawingml/2006/wordprocessingDrawing" xmlns:w10="urn:schemas-microsoft-com:office:word" xmlns:w="http://schemas.openxmlformats.org/wordprocessingml/2006/main" xmlns:w14="http://schemas.microsoft.com/office/word/2010/wordml" xmlns:w15="http://schemas.microsoft.com/office/word/2012/wordml" xmlns:w16cex="http://schemas.microsoft.com/office/word/2018/wordml/cex" xmlns:w16cid="http://schemas.microsoft.com/office/word/2016/wordml/cid" xmlns:w16="http://schemas.microsoft.com/office/word/2018/wordml" xmlns:w16du="http://schemas.microsoft.com/office/word/2023/wordml/word16du" xmlns:w16sdtdh="http://schemas.microsoft.com/office/word/2020/wordml/sdtdatahash" xmlns:w16sdtfl="http://schemas.microsoft.com/office/word/2024/wordml/sdtformatlock" xmlns:w16se="http://schemas.microsoft.com/office/word/2015/wordml/symex" xmlns:wpg="http://schemas.microsoft.com/office/word/2010/wordprocessingGroup" xmlns:wpi="http://schemas.microsoft.com/office/word/2010/wordprocessingInk" xmlns:wne="http://schemas.microsoft.com/office/word/2006/wordml" xmlns:wps="http://schemas.microsoft.com/office/word/2010/wordprocessingShape" mc:Ignorable="w14 w15 w16se w16cid w16 w16cex w16sdtdh w16sdtfl w16du wp14">
   <w:abstractNum w:abstractNumId="0" w15:restartNumberingAfterBreak="0">
-    <w:nsid w:val="2C851511"/>
+    <w:nsid w:val="25920ACF"/>
     <w:multiLevelType w:val="multilevel"/>
-    <w:tmpl w:val="FEC80896"/>
+    <w:tmpl w:val="BF78E464"/>
     <w:lvl w:ilvl="0">
       <w:start w:val="1"/>
       <w:numFmt w:val="bullet"/>
@@ -2466,7 +2689,7 @@
       </w:rPr>
     </w:lvl>
   </w:abstractNum>
-  <w:num w:numId="1" w16cid:durableId="551158712">
+  <w:num w:numId="1" w16cid:durableId="2139908631">
     <w:abstractNumId w:val="0"/>
   </w:num>
 </w:numbering>
@@ -3054,6 +3277,43 @@
       <w:szCs w:val="30"/>
     </w:rPr>
   </w:style>
+  <w:style w:type="paragraph" w:styleId="CommentText">
+    <w:name w:val="annotation text"/>
+    <w:basedOn w:val="Normal"/>
+    <w:link w:val="CommentTextChar"/>
+    <w:uiPriority w:val="99"/>
+    <w:semiHidden/>
+    <w:unhideWhenUsed/>
+    <w:pPr>
+      <w:spacing w:line="240" w:lineRule="auto"/>
+    </w:pPr>
+    <w:rPr>
+      <w:sz w:val="20"/>
+      <w:szCs w:val="20"/>
+    </w:rPr>
+  </w:style>
+  <w:style w:type="character" w:customStyle="1" w:styleId="CommentTextChar">
+    <w:name w:val="Comment Text Char"/>
+    <w:basedOn w:val="DefaultParagraphFont"/>
+    <w:link w:val="CommentText"/>
+    <w:uiPriority w:val="99"/>
+    <w:semiHidden/>
+    <w:rPr>
+      <w:sz w:val="20"/>
+      <w:szCs w:val="20"/>
+    </w:rPr>
+  </w:style>
+  <w:style w:type="character" w:styleId="CommentReference">
+    <w:name w:val="annotation reference"/>
+    <w:basedOn w:val="DefaultParagraphFont"/>
+    <w:uiPriority w:val="99"/>
+    <w:semiHidden/>
+    <w:unhideWhenUsed/>
+    <w:rPr>
+      <w:sz w:val="16"/>
+      <w:szCs w:val="16"/>
+    </w:rPr>
+  </w:style>
 </w:styles>
 </file>
 

--- a/assets/The Orinoco Belt Tightens.docx
+++ b/assets/The Orinoco Belt Tightens.docx
@@ -1143,44 +1143,6 @@
     <w:p>
       <w:pPr>
         <w:pStyle w:val="Heading3"/>
-        <w:rPr>
-          <w:b/>
-          <w:bCs/>
-          <w:color w:val="000000"/>
-        </w:rPr>
-      </w:pPr>
-      <w:bookmarkStart w:id="5" w:name="_xlbnqwrlobod" w:colFirst="0" w:colLast="0"/>
-      <w:bookmarkEnd w:id="5"/>
-      <w:r>
-        <w:rPr>
-          <w:b/>
-          <w:bCs/>
-          <w:color w:val="000000"/>
-        </w:rPr>
-        <w:t xml:space="preserve">We ran the </w:t>
-      </w:r>
-      <w:proofErr w:type="gramStart"/>
-      <w:r>
-        <w:rPr>
-          <w:b/>
-          <w:bCs/>
-          <w:color w:val="000000"/>
-        </w:rPr>
-        <w:t>numbers</w:t>
-      </w:r>
-      <w:proofErr w:type="gramEnd"/>
-      <w:r>
-        <w:rPr>
-          <w:b/>
-          <w:bCs/>
-          <w:color w:val="000000"/>
-        </w:rPr>
-        <w:t xml:space="preserve"> so you don’t have to and this is where we ended up:</w:t>
-      </w:r>
-    </w:p>
-    <w:p>
-      <w:pPr>
-        <w:pStyle w:val="Heading3"/>
         <w:keepNext w:val="0"/>
         <w:keepLines w:val="0"/>
         <w:spacing w:before="280"/>
@@ -1190,7 +1152,9 @@
           <w:color w:val="000000"/>
         </w:rPr>
       </w:pPr>
+      <w:bookmarkStart w:id="5" w:name="_xlbnqwrlobod" w:colFirst="0" w:colLast="0"/>
       <w:bookmarkStart w:id="6" w:name="_4bkdfvv4za6v" w:colFirst="0" w:colLast="0"/>
+      <w:bookmarkEnd w:id="5"/>
       <w:bookmarkEnd w:id="6"/>
       <w:r>
         <w:rPr>
@@ -1219,11 +1183,11 @@
         </w:r>
       </w:hyperlink>
       <w:r>
-        <w:t xml:space="preserve">. Factors such </w:t>
+        <w:t xml:space="preserve">. Factors such as continued export restrictions, low international investor confidence following previous transfers </w:t>
       </w:r>
       <w:r>
         <w:lastRenderedPageBreak/>
-        <w:t>as continued export restrictions, low international investor confidence following previous transfers of control, and shortages of naphtha used to dilute heavy crude could push output lower absent political resolution.</w:t>
+        <w:t>of control, and shortages of naphtha used to dilute heavy crude could push output lower absent political resolution.</w:t>
       </w:r>
       <w:r>
         <w:rPr>
@@ -1694,13 +1658,8 @@
     </w:p>
     <w:p>
       <w:pPr>
-        <w:rPr>
-          <w:b/>
-          <w:bCs/>
-          <w:color w:val="000000"/>
-          <w:sz w:val="26"/>
-          <w:szCs w:val="26"/>
-        </w:rPr>
+        <w:spacing w:before="240" w:after="240"/>
+        <w:jc w:val="both"/>
       </w:pPr>
       <w:r>
         <w:rPr>
@@ -1781,10 +1740,6 @@
     </w:p>
     <w:p>
       <w:pPr>
-        <w:pStyle w:val="Heading3"/>
-        <w:keepNext w:val="0"/>
-        <w:keepLines w:val="0"/>
-        <w:spacing w:before="280"/>
         <w:rPr>
           <w:b/>
           <w:bCs/>
@@ -1793,8 +1748,6 @@
           <w:szCs w:val="26"/>
         </w:rPr>
       </w:pPr>
-      <w:bookmarkStart w:id="12" w:name="_a8j4v1g0ohkz" w:colFirst="0" w:colLast="0"/>
-      <w:bookmarkEnd w:id="12"/>
       <w:r>
         <w:rPr>
           <w:b/>
@@ -1803,63 +1756,19 @@
           <w:sz w:val="26"/>
           <w:szCs w:val="26"/>
         </w:rPr>
-        <w:t>From production to cumulative CO₂ emissions</w:t>
-      </w:r>
-    </w:p>
-    <w:p>
-      <w:pPr>
-        <w:spacing w:after="240"/>
-        <w:jc w:val="both"/>
-      </w:pPr>
-      <w:r>
-        <w:t xml:space="preserve">Oil production is converted into carbon dioxide emissions using a constant lifecycle emissions factor of 1.89 </w:t>
-      </w:r>
-      <w:proofErr w:type="spellStart"/>
-      <w:r>
-        <w:t>tonnes</w:t>
-      </w:r>
-      <w:proofErr w:type="spellEnd"/>
-      <w:r>
-        <w:t xml:space="preserve"> of CO₂ per barrel, applied uniformly across all scenarios. This factor captures both the emissions released when oil is ultimately burned and the additional emissions associated with extraction, upgrading, transport, and refining — which are particularly significant for Venezuela’s heavy crude.</w:t>
-      </w:r>
-    </w:p>
-    <w:p>
-      <w:pPr>
-        <w:spacing w:before="240" w:after="240"/>
-        <w:jc w:val="both"/>
-      </w:pPr>
-      <w:r>
-        <w:t xml:space="preserve">Applying the same emissions factor in each case ensures that differences across scenarios are driven solely by production volumes, rather than by assumptions about technology, efficiency, or </w:t>
-      </w:r>
-      <w:r>
-        <w:lastRenderedPageBreak/>
-        <w:t xml:space="preserve">fuel composition. For each scenario, we calculate cumulative emissions over the period from 2025 to 2050, as well as the average annual emissions over that horizon. The scenario descriptions in the main text report these average annual values, expressed in </w:t>
-      </w:r>
-      <w:proofErr w:type="spellStart"/>
-      <w:r>
-        <w:t>gigatonnes</w:t>
-      </w:r>
-      <w:proofErr w:type="spellEnd"/>
-      <w:r>
-        <w:t xml:space="preserve"> of CO₂ per year.</w:t>
-      </w:r>
-    </w:p>
-    <w:p>
-      <w:pPr>
-        <w:pStyle w:val="Heading3"/>
-        <w:keepNext w:val="0"/>
-        <w:keepLines w:val="0"/>
-        <w:spacing w:before="280"/>
-        <w:rPr>
+        <w:t>From production to cumulative CO</w:t>
+      </w:r>
+      <w:r>
+        <w:rPr>
+          <w:rFonts w:ascii="Cambria Math" w:hAnsi="Cambria Math" w:cs="Cambria Math"/>
           <w:b/>
           <w:bCs/>
           <w:color w:val="000000"/>
           <w:sz w:val="26"/>
           <w:szCs w:val="26"/>
         </w:rPr>
-      </w:pPr>
-      <w:bookmarkStart w:id="13" w:name="_uubdgzcg10s6" w:colFirst="0" w:colLast="0"/>
-      <w:bookmarkEnd w:id="13"/>
+        <w:t>₂</w:t>
+      </w:r>
       <w:r>
         <w:rPr>
           <w:b/>
@@ -1868,7 +1777,26 @@
           <w:sz w:val="26"/>
           <w:szCs w:val="26"/>
         </w:rPr>
-        <w:t>From cumulative emissions to temperature increase</w:t>
+        <w:t xml:space="preserve"> emissions</w:t>
+      </w:r>
+      <w:bookmarkStart w:id="12" w:name="_a8j4v1g0ohkz" w:colFirst="0" w:colLast="0"/>
+      <w:bookmarkEnd w:id="12"/>
+    </w:p>
+    <w:p>
+      <w:pPr>
+        <w:spacing w:after="240"/>
+        <w:jc w:val="both"/>
+      </w:pPr>
+      <w:r>
+        <w:t xml:space="preserve">Oil production is converted into carbon dioxide emissions using a constant lifecycle emissions factor of 1.89 </w:t>
+      </w:r>
+      <w:proofErr w:type="spellStart"/>
+      <w:r>
+        <w:t>tonnes</w:t>
+      </w:r>
+      <w:proofErr w:type="spellEnd"/>
+      <w:r>
+        <w:t xml:space="preserve"> of CO₂ per barrel, applied uniformly across all scenarios. This factor captures both the emissions released when oil is ultimately burned and the additional emissions associated with extraction, upgrading, transport, and refining — which are particularly significant for Venezuela’s heavy crude.</w:t>
       </w:r>
     </w:p>
     <w:p>
@@ -1877,90 +1805,126 @@
         <w:jc w:val="both"/>
       </w:pPr>
       <w:r>
-        <w:t xml:space="preserve">To estimate the warming impact, we rely on the well-established near-linear relationship between cumulative CO₂ emissions and global mean temperature rise. </w:t>
-      </w:r>
-      <w:r>
-        <w:rPr>
-          <w:rFonts w:ascii="Aptos" w:eastAsia="Aptos" w:hAnsi="Aptos" w:cs="Aptos"/>
-        </w:rPr>
-        <w:t xml:space="preserve">This relationship is known as the Transient Climate Response to Cumulative Emissions of CO₂ (TCRE). This relationship implies that each additional </w:t>
+        <w:t xml:space="preserve">Applying the same emissions factor in each case ensures that differences across scenarios are driven solely by production volumes, rather than by assumptions about technology, efficiency, or </w:t>
+      </w:r>
+      <w:r>
+        <w:lastRenderedPageBreak/>
+        <w:t xml:space="preserve">fuel composition. For each scenario, we calculate cumulative emissions over the period from 2025 to 2050, as well as the average annual emissions over that horizon. The scenario descriptions in the main text report these average annual values, expressed in </w:t>
       </w:r>
       <w:proofErr w:type="spellStart"/>
       <w:r>
-        <w:rPr>
-          <w:rFonts w:ascii="Aptos" w:eastAsia="Aptos" w:hAnsi="Aptos" w:cs="Aptos"/>
-        </w:rPr>
-        <w:t>tonne</w:t>
+        <w:t>gigatonnes</w:t>
       </w:r>
       <w:proofErr w:type="spellEnd"/>
       <w:r>
-        <w:rPr>
-          <w:rFonts w:ascii="Aptos" w:eastAsia="Aptos" w:hAnsi="Aptos" w:cs="Aptos"/>
-        </w:rPr>
-        <w:t xml:space="preserve"> of CO₂ emissions contributes a roughly constant increment to global warming, around 4.5 × 10⁻¹³ °C per </w:t>
-      </w:r>
-      <w:proofErr w:type="spellStart"/>
-      <w:r>
-        <w:rPr>
-          <w:rFonts w:ascii="Aptos" w:eastAsia="Aptos" w:hAnsi="Aptos" w:cs="Aptos"/>
-        </w:rPr>
-        <w:t>tonne</w:t>
-      </w:r>
-      <w:proofErr w:type="spellEnd"/>
-      <w:r>
-        <w:rPr>
-          <w:rFonts w:ascii="Aptos" w:eastAsia="Aptos" w:hAnsi="Aptos" w:cs="Aptos"/>
-        </w:rPr>
-        <w:t xml:space="preserve"> of CO₂, or 0.00045 °C per </w:t>
-      </w:r>
-      <w:proofErr w:type="spellStart"/>
-      <w:r>
-        <w:rPr>
-          <w:rFonts w:ascii="Aptos" w:eastAsia="Aptos" w:hAnsi="Aptos" w:cs="Aptos"/>
-        </w:rPr>
-        <w:t>gigatonne</w:t>
-      </w:r>
-      <w:proofErr w:type="spellEnd"/>
-      <w:r>
-        <w:rPr>
-          <w:rFonts w:ascii="Aptos" w:eastAsia="Aptos" w:hAnsi="Aptos" w:cs="Aptos"/>
-        </w:rPr>
-        <w:t xml:space="preserve">, largely independent of when those emissions occur. </w:t>
-      </w:r>
-      <w:r>
-        <w:t>This relationship underpins the concept of a global carbon budget and is widely used in IPCC assessments.</w:t>
-      </w:r>
-    </w:p>
-    <w:p>
-      <w:pPr>
-        <w:spacing w:before="240" w:after="240"/>
-        <w:jc w:val="both"/>
-      </w:pPr>
-      <w:r>
-        <w:t>When the article refers to temperature increases such as “0.01°C between now and 2050”, this reflects the cumulative emissions associated with the production pathway shown in Figure 7, translated using this standard relationship.</w:t>
-      </w:r>
-    </w:p>
-    <w:p>
-      <w:pPr>
-        <w:pStyle w:val="Heading3"/>
-        <w:keepNext w:val="0"/>
-        <w:keepLines w:val="0"/>
-        <w:spacing w:before="280"/>
-        <w:rPr>
-          <w:b/>
-          <w:bCs/>
-          <w:color w:val="000000"/>
+        <w:t xml:space="preserve"> of CO₂ per year.</w:t>
+      </w:r>
+    </w:p>
+    <w:p>
+      <w:pPr>
+        <w:rPr>
+          <w:b/>
+          <w:bCs/>
           <w:sz w:val="26"/>
           <w:szCs w:val="26"/>
         </w:rPr>
       </w:pPr>
+      <w:bookmarkStart w:id="13" w:name="_uubdgzcg10s6" w:colFirst="0" w:colLast="0"/>
+      <w:bookmarkEnd w:id="13"/>
+      <w:r>
+        <w:rPr>
+          <w:b/>
+          <w:bCs/>
+          <w:sz w:val="26"/>
+          <w:szCs w:val="26"/>
+        </w:rPr>
+        <w:t>From cumulative emissions to temperature increase</w:t>
+      </w:r>
+    </w:p>
+    <w:p>
+      <w:pPr>
+        <w:spacing w:before="240" w:after="240"/>
+        <w:jc w:val="both"/>
+      </w:pPr>
+      <w:r>
+        <w:t xml:space="preserve">To estimate the warming impact, we rely on the well-established near-linear relationship between cumulative CO₂ emissions and global mean temperature rise. </w:t>
+      </w:r>
+      <w:r>
+        <w:rPr>
+          <w:rFonts w:ascii="Aptos" w:eastAsia="Aptos" w:hAnsi="Aptos" w:cs="Aptos"/>
+        </w:rPr>
+        <w:t xml:space="preserve">This relationship is known as the Transient Climate Response to Cumulative Emissions of CO₂ (TCRE). This relationship implies that each additional </w:t>
+      </w:r>
+      <w:proofErr w:type="spellStart"/>
+      <w:r>
+        <w:rPr>
+          <w:rFonts w:ascii="Aptos" w:eastAsia="Aptos" w:hAnsi="Aptos" w:cs="Aptos"/>
+        </w:rPr>
+        <w:t>tonne</w:t>
+      </w:r>
+      <w:proofErr w:type="spellEnd"/>
+      <w:r>
+        <w:rPr>
+          <w:rFonts w:ascii="Aptos" w:eastAsia="Aptos" w:hAnsi="Aptos" w:cs="Aptos"/>
+        </w:rPr>
+        <w:t xml:space="preserve"> of CO₂ emissions contributes a roughly constant increment to global warming, around 4.5 × 10⁻¹³ °C per </w:t>
+      </w:r>
+      <w:proofErr w:type="spellStart"/>
+      <w:r>
+        <w:rPr>
+          <w:rFonts w:ascii="Aptos" w:eastAsia="Aptos" w:hAnsi="Aptos" w:cs="Aptos"/>
+        </w:rPr>
+        <w:t>tonne</w:t>
+      </w:r>
+      <w:proofErr w:type="spellEnd"/>
+      <w:r>
+        <w:rPr>
+          <w:rFonts w:ascii="Aptos" w:eastAsia="Aptos" w:hAnsi="Aptos" w:cs="Aptos"/>
+        </w:rPr>
+        <w:t xml:space="preserve"> of CO₂, or 0.00045 °C per </w:t>
+      </w:r>
+      <w:proofErr w:type="spellStart"/>
+      <w:r>
+        <w:rPr>
+          <w:rFonts w:ascii="Aptos" w:eastAsia="Aptos" w:hAnsi="Aptos" w:cs="Aptos"/>
+        </w:rPr>
+        <w:t>gigatonne</w:t>
+      </w:r>
+      <w:proofErr w:type="spellEnd"/>
+      <w:r>
+        <w:rPr>
+          <w:rFonts w:ascii="Aptos" w:eastAsia="Aptos" w:hAnsi="Aptos" w:cs="Aptos"/>
+        </w:rPr>
+        <w:t xml:space="preserve">, largely independent of when those emissions occur. </w:t>
+      </w:r>
+      <w:r>
+        <w:t>This relationship underpins the concept of a global carbon budget and is widely used in IPCC assessments.</w:t>
+      </w:r>
+    </w:p>
+    <w:p>
+      <w:pPr>
+        <w:spacing w:before="240" w:after="240"/>
+        <w:jc w:val="both"/>
+      </w:pPr>
+      <w:r>
+        <w:t>When the article refers to temperature increases such as “0.01°C between now and 2050”, this reflects the cumulative emissions associated with the production pathway shown in Figure 7, translated using this standard relationship.</w:t>
+      </w:r>
+    </w:p>
+    <w:p>
+      <w:pPr>
+        <w:rPr>
+          <w:b/>
+          <w:bCs/>
+          <w:sz w:val="26"/>
+          <w:szCs w:val="26"/>
+        </w:rPr>
+      </w:pPr>
       <w:bookmarkStart w:id="14" w:name="_qnxiok1naip0" w:colFirst="0" w:colLast="0"/>
       <w:bookmarkEnd w:id="14"/>
       <w:r>
         <w:rPr>
           <w:b/>
           <w:bCs/>
-          <w:color w:val="000000"/>
           <w:sz w:val="26"/>
           <w:szCs w:val="26"/>
         </w:rPr>

--- a/assets/The Orinoco Belt Tightens.docx
+++ b/assets/The Orinoco Belt Tightens.docx
@@ -94,11 +94,17 @@
             <w:color w:val="1155CC"/>
             <w:u w:val="single"/>
           </w:rPr>
-          <w:t>capturing Nicholas Maduro</w:t>
+          <w:t>capturing Nicolás Maduro</w:t>
         </w:r>
       </w:hyperlink>
       <w:r>
-        <w:t xml:space="preserve">, the sitting President of Venezuela, in a raid in Caracas. We will leave the ramifications on geopolitics and international law to others that understand far more than us at </w:t>
+        <w:t xml:space="preserve">, the sitting </w:t>
+      </w:r>
+      <w:r>
+        <w:t>p</w:t>
+      </w:r>
+      <w:r>
+        <w:t xml:space="preserve">resident of Venezuela, in a raid in Caracas. We will leave the ramifications on geopolitics and international law to others that understand far more than us at </w:t>
       </w:r>
       <w:r>
         <w:rPr>
@@ -852,14 +858,14 @@
       </w:r>
       <w:r>
         <w:rPr>
-          <w:rFonts w:ascii="Aptos" w:eastAsia="Aptos" w:hAnsi="Aptos" w:cs="Aptos"/>
+          <w:rFonts w:eastAsia="Aptos"/>
           <w:vertAlign w:val="superscript"/>
         </w:rPr>
         <w:footnoteReference w:id="6"/>
       </w:r>
       <w:r>
         <w:rPr>
-          <w:rFonts w:ascii="Aptos" w:eastAsia="Aptos" w:hAnsi="Aptos" w:cs="Aptos"/>
+          <w:rFonts w:eastAsia="Aptos"/>
         </w:rPr>
         <w:t xml:space="preserve"> This legacy of legal uncertainty continues to weigh on investor confidence and on the willingness of international firms to return.</w:t>
       </w:r>
@@ -2113,7 +2119,39 @@
           <w:sz w:val="18"/>
           <w:szCs w:val="18"/>
         </w:rPr>
-        <w:t xml:space="preserve"> that some of the exceptionally high emissions intensities associated with Venezuelan oil today reflect not just the nature of the crude, but the poor state of existing infrastructure in the country. This drives leaks, flaring and inefficiency. Upgrading facilities and capturing methane could reduce upstream emissions even if production stays modest. However, because extra-heavy oil is inherently more energy-intensive to extract and process, these improvements would moderate but not eliminate the carbon-intensity gap with lighter crude sources.</w:t>
+        <w:t xml:space="preserve"> that some of the exceptionally high emissions intensities associated with Venezuelan oil today reflect not just the nature of the crude, but the poor state of existing infrastructure in the country. This drives </w:t>
+      </w:r>
+      <w:r>
+        <w:rPr>
+          <w:rFonts w:ascii="Aptos" w:eastAsia="Aptos" w:hAnsi="Aptos" w:cs="Aptos"/>
+          <w:sz w:val="18"/>
+          <w:szCs w:val="18"/>
+        </w:rPr>
+        <w:t xml:space="preserve">significant </w:t>
+      </w:r>
+      <w:r>
+        <w:rPr>
+          <w:rFonts w:ascii="Aptos" w:eastAsia="Aptos" w:hAnsi="Aptos" w:cs="Aptos"/>
+          <w:sz w:val="18"/>
+          <w:szCs w:val="18"/>
+        </w:rPr>
+        <w:t xml:space="preserve">leaks, flaring and inefficiency. </w:t>
+      </w:r>
+      <w:r>
+        <w:rPr>
+          <w:rFonts w:ascii="Aptos" w:eastAsia="Aptos" w:hAnsi="Aptos" w:cs="Aptos"/>
+          <w:sz w:val="18"/>
+          <w:szCs w:val="18"/>
+        </w:rPr>
+        <w:t>Covering unused wells and otherwise u</w:t>
+      </w:r>
+      <w:r>
+        <w:rPr>
+          <w:rFonts w:ascii="Aptos" w:eastAsia="Aptos" w:hAnsi="Aptos" w:cs="Aptos"/>
+          <w:sz w:val="18"/>
+          <w:szCs w:val="18"/>
+        </w:rPr>
+        <w:t>pgrading facilities could reduce upstream emissions even if production stays modest. However, because extra-heavy oil is inherently more energy-intensive to extract and process, these improvements would moderate but not eliminate the carbon-intensity gap with lighter crude sources.</w:t>
       </w:r>
     </w:p>
   </w:footnote>

--- a/assets/The Orinoco Belt Tightens.docx
+++ b/assets/The Orinoco Belt Tightens.docx
@@ -1287,7 +1287,13 @@
         <w:jc w:val="both"/>
       </w:pPr>
       <w:r>
-        <w:t xml:space="preserve">Averaged over the period to 2050, this scenario adds around 0.9 </w:t>
+        <w:t xml:space="preserve">Averaged over the period to 2050, this scenario </w:t>
+      </w:r>
+      <w:r>
+        <w:t xml:space="preserve">means an additional </w:t>
+      </w:r>
+      <w:r>
+        <w:t xml:space="preserve">0.9 </w:t>
       </w:r>
       <w:proofErr w:type="spellStart"/>
       <w:r>
@@ -1295,7 +1301,25 @@
       </w:r>
       <w:proofErr w:type="spellEnd"/>
       <w:r>
-        <w:t>₂ per year. Put differently, now Andrew is flying home about 860 million times a year. Cumulatively, and again using standard IPCC estimates, this equates to a further 0.01°C of warming between now and 2050.</w:t>
+        <w:t>₂ per year</w:t>
+      </w:r>
+      <w:r>
+        <w:t xml:space="preserve"> compared to Scenario 0</w:t>
+      </w:r>
+      <w:r>
+        <w:t xml:space="preserve">. Put differently, </w:t>
+      </w:r>
+      <w:r>
+        <w:t xml:space="preserve">in total </w:t>
+      </w:r>
+      <w:r>
+        <w:t xml:space="preserve">now Andrew is </w:t>
+      </w:r>
+      <w:r>
+        <w:t xml:space="preserve">now </w:t>
+      </w:r>
+      <w:r>
+        <w:t>flying home about 860 million times a year. Cumulatively, and again using standard IPCC estimates, this equates to a further 0.01°C of warming between now and 2050.</w:t>
       </w:r>
     </w:p>
     <w:p>
@@ -1382,7 +1406,21 @@
       </w:r>
       <w:proofErr w:type="spellEnd"/>
       <w:r>
-        <w:t>₂ per year - equivalent to Andrew making the journey home about 1.47 billion. Cumulatively, this translates into roughly 0.015°C of additional warming between now and 2050 and would consume around 19% of the remaining carbon budget consistent with the 1.5°C target.</w:t>
+        <w:t xml:space="preserve">₂ per </w:t>
+      </w:r>
+      <w:proofErr w:type="gramStart"/>
+      <w:r>
+        <w:t xml:space="preserve">year </w:t>
+      </w:r>
+      <w:r>
+        <w:t xml:space="preserve"> compared</w:t>
+      </w:r>
+      <w:proofErr w:type="gramEnd"/>
+      <w:r>
+        <w:t xml:space="preserve"> to Scenario 0 </w:t>
+      </w:r>
+      <w:r>
+        <w:t>- equivalent to Andrew making the journey home about 1.47 billion. Cumulatively, this translates into roughly 0.015°C of additional warming between now and 2050 and would consume around 19% of the remaining carbon budget consistent with the 1.5°C target.</w:t>
       </w:r>
     </w:p>
     <w:p>
@@ -1436,6 +1474,7 @@
           <w:bCs/>
           <w:color w:val="000000"/>
         </w:rPr>
+        <w:lastRenderedPageBreak/>
         <w:t>Scenario 3: Reaching Production Capacity</w:t>
       </w:r>
     </w:p>
@@ -1445,11 +1484,7 @@
         <w:jc w:val="both"/>
       </w:pPr>
       <w:r>
-        <w:t xml:space="preserve">Saudi Arabia currently produces around 10 million barrels of oil per day, a scale that is unrealistic for Venezuela given the nature of its crude and logistical constraints. Even so, some reporting </w:t>
-      </w:r>
-      <w:r>
-        <w:lastRenderedPageBreak/>
-        <w:t xml:space="preserve">suggests that </w:t>
+        <w:t xml:space="preserve">Saudi Arabia currently produces around 10 million barrels of oil per day, a scale that is unrealistic for Venezuela given the nature of its crude and logistical constraints. Even so, some reporting suggests that </w:t>
       </w:r>
       <w:hyperlink r:id="rId19">
         <w:r>
@@ -1485,7 +1520,13 @@
       </w:r>
       <w:proofErr w:type="spellEnd"/>
       <w:r>
-        <w:t>₂ per year. Andrew is now home 2.37 billion times a year. Cumulatively, this equates to a further 0.021°C of warming between now and 2050.</w:t>
+        <w:t>₂ per year</w:t>
+      </w:r>
+      <w:r>
+        <w:t xml:space="preserve"> compared to Scenario 0</w:t>
+      </w:r>
+      <w:r>
+        <w:t>. Andrew is now home 2.37 billion times a year. Cumulatively, this equates to a further 0.021°C of warming between now and 2050.</w:t>
       </w:r>
     </w:p>
     <w:p>
@@ -1591,6 +1632,7 @@
         <w:jc w:val="both"/>
       </w:pPr>
       <w:r>
+        <w:lastRenderedPageBreak/>
         <w:t xml:space="preserve">This annex explains how the production pathways used in each scenario are translated into estimates of carbon dioxide emissions, global warming, and shares of the carbon budget. </w:t>
       </w:r>
     </w:p>
@@ -1628,7 +1670,6 @@
           <w:sz w:val="24"/>
           <w:szCs w:val="24"/>
         </w:rPr>
-        <w:lastRenderedPageBreak/>
         <w:t>Production pathways in each Scenario</w:t>
       </w:r>
     </w:p>
@@ -1763,6 +1804,7 @@
         <w:jc w:val="both"/>
       </w:pPr>
       <w:r>
+        <w:lastRenderedPageBreak/>
         <w:t xml:space="preserve">Oil production is converted into carbon dioxide emissions using a constant lifecycle emissions factor of 1.89 </w:t>
       </w:r>
       <w:proofErr w:type="spellStart"/>
@@ -1780,7 +1822,6 @@
         <w:jc w:val="both"/>
       </w:pPr>
       <w:r>
-        <w:lastRenderedPageBreak/>
         <w:t xml:space="preserve">Applying the same emissions factor in each case ensures that differences across scenarios are driven solely by production volumes, rather than by assumptions about technology, efficiency, or fuel composition. For each scenario, we calculate cumulative emissions over the period from 2025 to 2050, as well as the average annual emissions over that horizon. The scenario descriptions in the main text report these average annual values, expressed in </w:t>
       </w:r>
       <w:proofErr w:type="spellStart"/>

--- a/assets/The Orinoco Belt Tightens.docx
+++ b/assets/The Orinoco Belt Tightens.docx
@@ -420,41 +420,15 @@
             <w:color w:val="1155CC"/>
             <w:u w:val="single"/>
           </w:rPr>
-          <w:t xml:space="preserve">around 1,460 kg </w:t>
-        </w:r>
-        <w:proofErr w:type="spellStart"/>
-        <w:r>
-          <w:rPr>
-            <w:color w:val="1155CC"/>
-            <w:u w:val="single"/>
-          </w:rPr>
-          <w:t>CO₂e</w:t>
-        </w:r>
-        <w:proofErr w:type="spellEnd"/>
-        <w:r>
-          <w:rPr>
-            <w:color w:val="1155CC"/>
-            <w:u w:val="single"/>
-          </w:rPr>
-          <w:t xml:space="preserve"> per barrel of oil equivalent</w:t>
+          <w:t>around 1,460 kg CO₂e per barrel of oil equivalent</w:t>
         </w:r>
       </w:hyperlink>
       <w:r>
-        <w:t xml:space="preserve">. This is almost 1,000 times higher than the world’s least carbon intensive reserves, such as Norway’s Johan Sverdrup field (about 1.6 kg </w:t>
-      </w:r>
-      <w:proofErr w:type="spellStart"/>
-      <w:r>
-        <w:t>CO₂e</w:t>
-      </w:r>
-      <w:proofErr w:type="spellEnd"/>
-      <w:r>
-        <w:t>/</w:t>
-      </w:r>
-      <w:proofErr w:type="spellStart"/>
-      <w:r>
-        <w:t>boe</w:t>
-      </w:r>
-      <w:proofErr w:type="spellEnd"/>
+        <w:t>. This is almost 1,000 times higher than the world’s least carbon intensive reserves, such as Norway’s Johan Sverdrup field (about 1.6 kg CO₂e</w:t>
+      </w:r>
+      <w:r>
+        <w:t xml:space="preserve"> per barrel of oil equivalent</w:t>
+      </w:r>
       <w:r>
         <w:t xml:space="preserve">). </w:t>
       </w:r>
@@ -808,21 +782,11 @@
         <w:jc w:val="both"/>
       </w:pPr>
       <w:r>
-        <w:t xml:space="preserve">During the final years of the Punto </w:t>
-      </w:r>
-      <w:proofErr w:type="spellStart"/>
-      <w:r>
-        <w:t>Fijo</w:t>
-      </w:r>
-      <w:proofErr w:type="spellEnd"/>
-      <w:r>
-        <w:t xml:space="preserve"> era in the 1990s, Venezuelan oil production increased year-on-year to a peak of 3.5 million </w:t>
-      </w:r>
-      <w:proofErr w:type="gramStart"/>
-      <w:r>
-        <w:t>barrels  per</w:t>
-      </w:r>
-      <w:proofErr w:type="gramEnd"/>
+        <w:t xml:space="preserve">During the final years of the Punto Fijo era in the 1990s, Venezuelan oil production increased year-on-year to a peak of 3.5 million </w:t>
+      </w:r>
+      <w:r>
+        <w:t>barrels per</w:t>
+      </w:r>
       <w:r>
         <w:t xml:space="preserve"> day (in blue on the chart below). </w:t>
       </w:r>
@@ -846,15 +810,7 @@
         <w:jc w:val="both"/>
       </w:pPr>
       <w:r>
-        <w:t xml:space="preserve">During Hugo Chávez’s presidency, from 1999 to 2013, oil production remained over 2.7 million barrels per day. Chávez’s policies </w:t>
-      </w:r>
-      <w:proofErr w:type="spellStart"/>
-      <w:r>
-        <w:t>nationalised</w:t>
-      </w:r>
-      <w:proofErr w:type="spellEnd"/>
-      <w:r>
-        <w:t xml:space="preserve"> large parts of the oil sector, transferring control of major projects from foreign operators to the state and political appointees, while investment in maintenance and exploration increasingly fell behind. Several of these transfers later became the subject of international arbitration claims by United States and European oil companies, many of which were upheld.</w:t>
+        <w:t>During Hugo Chávez’s presidency, from 1999 to 2013, oil production remained over 2.7 million barrels per day. Chávez’s policies nationalised large parts of the oil sector, transferring control of major projects from foreign operators to the state and political appointees, while investment in maintenance and exploration increasingly fell behind. Several of these transfers later became the subject of international arbitration claims by United States and European oil companies, many of which were upheld.</w:t>
       </w:r>
       <w:r>
         <w:rPr>
@@ -885,7 +841,13 @@
         <w:jc w:val="both"/>
       </w:pPr>
       <w:r>
-        <w:t>Under Nicolás Maduro, oil production collapsed to only 0.7 million barrels per day in 2020, before covering slightly. Deep underinvestment and maintenance neglect weakened infrastructure further, while United States sanctions restricted the export of oil. The heaviness of Venezuela’s crude oil, noted above, also helps explain this decline: unlike lighter grades, production requires continuous investment in infrastructure; without it, production declines are steeper and recovery more costly.</w:t>
+        <w:t xml:space="preserve">Under Nicolás Maduro, oil production collapsed to only 0.7 million barrels per day in 2020, before </w:t>
+      </w:r>
+      <w:r>
+        <w:t>re</w:t>
+      </w:r>
+      <w:r>
+        <w:t>covering slightly. Deep underinvestment and maintenance neglect weakened infrastructure further, while United States sanctions restricted the export of oil. The heaviness of Venezuela’s crude oil, noted above, also helps explain this decline: unlike lighter grades, production requires continuous investment in infrastructure; without it, production declines are steeper and recovery more costly.</w:t>
       </w:r>
     </w:p>
     <w:p>
@@ -1073,15 +1035,7 @@
         <w:t>potential climate consequence</w:t>
       </w:r>
       <w:r>
-        <w:t xml:space="preserve"> of expanding production in Venezuela, without layering in the speculative dynamics like oil prices, OPEC </w:t>
-      </w:r>
-      <w:proofErr w:type="spellStart"/>
-      <w:r>
-        <w:t>behaviour</w:t>
-      </w:r>
-      <w:proofErr w:type="spellEnd"/>
-      <w:r>
-        <w:t xml:space="preserve">, or displacement of other producers. </w:t>
+        <w:t xml:space="preserve"> of expanding production in Venezuela, without layering in the speculative dynamics like oil prices, OPEC behaviour, or displacement of other producers. </w:t>
       </w:r>
     </w:p>
     <w:p>
@@ -1177,15 +1131,7 @@
         <w:jc w:val="both"/>
       </w:pPr>
       <w:r>
-        <w:t xml:space="preserve">Averaged over the period from now to 2050, this level of production translates into around 0.9 </w:t>
-      </w:r>
-      <w:proofErr w:type="spellStart"/>
-      <w:r>
-        <w:t>GtCO</w:t>
-      </w:r>
-      <w:proofErr w:type="spellEnd"/>
-      <w:r>
-        <w:t>₂ per year in emissions — roughly equivalent to co-author Andrew flying home from Europe to New Zealand 430 million times a year. Using standard IPCC estimates, that equates to 0.01°C of warming over the period.</w:t>
+        <w:t>Averaged over the period from now to 2050, this level of production translates into around 0.9 GtCO₂ per year in emissions — roughly equivalent to co-author Andrew flying home from Europe to New Zealand 430 million times a year. Using standard IPCC estimates, that equates to 0.01°C of warming over the period.</w:t>
       </w:r>
     </w:p>
     <w:p>
@@ -1232,28 +1178,11 @@
             <w:color w:val="1155CC"/>
             <w:u w:val="single"/>
           </w:rPr>
-          <w:t xml:space="preserve">analysis from </w:t>
+          <w:t>analysis from ClimatePartner</w:t>
         </w:r>
-        <w:proofErr w:type="spellStart"/>
-        <w:r>
-          <w:rPr>
-            <w:color w:val="1155CC"/>
-            <w:u w:val="single"/>
-          </w:rPr>
-          <w:t>ClimatePartner</w:t>
-        </w:r>
-        <w:proofErr w:type="spellEnd"/>
       </w:hyperlink>
       <w:r>
-        <w:t xml:space="preserve">. In this world, investment returns slowly. Production rises by around 0.5 million barrels per day by 2028, before reaching roughly 1.6 million barrels per day above today’s level by the mid-2030s, where it then </w:t>
-      </w:r>
-      <w:proofErr w:type="spellStart"/>
-      <w:r>
-        <w:t>stabilises</w:t>
-      </w:r>
-      <w:proofErr w:type="spellEnd"/>
-      <w:r>
-        <w:t>.</w:t>
+        <w:t>. In this world, investment returns slowly. Production rises by around 0.5 million barrels per day by 2028, before reaching roughly 1.6 million barrels per day above today’s level by the mid-2030s, where it then stabilises.</w:t>
       </w:r>
     </w:p>
     <w:p>
@@ -1268,11 +1197,9 @@
       <w:r>
         <w:t xml:space="preserve">This path still falls well short of Venezuela’s historical production peak in the </w:t>
       </w:r>
-      <w:proofErr w:type="gramStart"/>
-      <w:r>
-        <w:t>1990s, but</w:t>
-      </w:r>
-      <w:proofErr w:type="gramEnd"/>
+      <w:r>
+        <w:t>1990s but</w:t>
+      </w:r>
       <w:r>
         <w:t xml:space="preserve"> marks a clear break from stagnation. It is consistent with a sanctions relief, renewed access to diluents, </w:t>
       </w:r>
@@ -1293,15 +1220,7 @@
         <w:t xml:space="preserve">means an additional </w:t>
       </w:r>
       <w:r>
-        <w:t xml:space="preserve">0.9 </w:t>
-      </w:r>
-      <w:proofErr w:type="spellStart"/>
-      <w:r>
-        <w:t>GtCO</w:t>
-      </w:r>
-      <w:proofErr w:type="spellEnd"/>
-      <w:r>
-        <w:t>₂ per year</w:t>
+        <w:t>0.9 GtCO₂ per year</w:t>
       </w:r>
       <w:r>
         <w:t xml:space="preserve"> compared to Scenario 0</w:t>
@@ -1372,15 +1291,7 @@
         <w:jc w:val="both"/>
       </w:pPr>
       <w:r>
-        <w:t xml:space="preserve">In this world, capital returns more decisively and institutional conditions improve enough to support large-scale reinvestment. Infrastructure is repaired, skilled </w:t>
-      </w:r>
-      <w:proofErr w:type="spellStart"/>
-      <w:r>
-        <w:t>labour</w:t>
-      </w:r>
-      <w:proofErr w:type="spellEnd"/>
-      <w:r>
-        <w:t xml:space="preserve"> returns, and production steadily recovers. By 2035, output rises from today’s roughly 1.1 million barrels per day back toward Venezuela’s historical peak of around 3.4 million barrels per day.</w:t>
+        <w:t>In this world, capital returns more decisively and institutional conditions improve enough to support large-scale reinvestment. Infrastructure is repaired, skilled labour returns, and production steadily recovers. By 2035, output rises from today’s roughly 1.1 million barrels per day back toward Venezuela’s historical peak of around 3.4 million barrels per day.</w:t>
       </w:r>
       <w:r>
         <w:rPr>
@@ -1398,15 +1309,7 @@
         <w:jc w:val="both"/>
       </w:pPr>
       <w:r>
-        <w:t xml:space="preserve">Averaged over the period to 2050, this scenario adds around 1.3 </w:t>
-      </w:r>
-      <w:proofErr w:type="spellStart"/>
-      <w:r>
-        <w:t>GtCO</w:t>
-      </w:r>
-      <w:proofErr w:type="spellEnd"/>
-      <w:r>
-        <w:t xml:space="preserve">₂ per </w:t>
+        <w:t xml:space="preserve">Averaged over the period to 2050, this scenario adds around 1.3 GtCO₂ per </w:t>
       </w:r>
       <w:proofErr w:type="gramStart"/>
       <w:r>
@@ -1446,15 +1349,7 @@
         <w:jc w:val="both"/>
       </w:pPr>
       <w:r>
-        <w:t xml:space="preserve">This scenario closely resembles the revival implied by United States political narratives that </w:t>
-      </w:r>
-      <w:proofErr w:type="spellStart"/>
-      <w:r>
-        <w:t>emphasise</w:t>
-      </w:r>
-      <w:proofErr w:type="spellEnd"/>
-      <w:r>
-        <w:t xml:space="preserve"> restoring Venezuela’s oil industry to its former strength.</w:t>
+        <w:t>This scenario closely resembles the revival implied by United States political narratives that emphasise restoring Venezuela’s oil industry to its former strength.</w:t>
       </w:r>
     </w:p>
     <w:p>
@@ -1512,15 +1407,7 @@
         <w:jc w:val="both"/>
       </w:pPr>
       <w:r>
-        <w:t xml:space="preserve">In climate terms, this is where the numbers really bite. Averaged over the period to 2050, this scenario adds around 1.9 </w:t>
-      </w:r>
-      <w:proofErr w:type="spellStart"/>
-      <w:r>
-        <w:t>GtCO</w:t>
-      </w:r>
-      <w:proofErr w:type="spellEnd"/>
-      <w:r>
-        <w:t>₂ per year</w:t>
+        <w:t>In climate terms, this is where the numbers really bite. Averaged over the period to 2050, this scenario adds around 1.9 GtCO₂ per year</w:t>
       </w:r>
       <w:r>
         <w:t xml:space="preserve"> compared to Scenario 0</w:t>
@@ -1642,15 +1529,7 @@
         <w:jc w:val="both"/>
       </w:pPr>
       <w:r>
-        <w:t xml:space="preserve">The chart below </w:t>
-      </w:r>
-      <w:proofErr w:type="spellStart"/>
-      <w:r>
-        <w:t>summarises</w:t>
-      </w:r>
-      <w:proofErr w:type="spellEnd"/>
-      <w:r>
-        <w:t xml:space="preserve"> the four production pathways; the main text sets out the reasoning for each. These annual production profiles are the starting point for all subsequent calculations.</w:t>
+        <w:t>The chart below summarises the four production pathways; the main text sets out the reasoning for each. These annual production profiles are the starting point for all subsequent calculations.</w:t>
       </w:r>
     </w:p>
     <w:p>
@@ -1805,15 +1684,7 @@
       </w:pPr>
       <w:r>
         <w:lastRenderedPageBreak/>
-        <w:t xml:space="preserve">Oil production is converted into carbon dioxide emissions using a constant lifecycle emissions factor of 1.89 </w:t>
-      </w:r>
-      <w:proofErr w:type="spellStart"/>
-      <w:r>
-        <w:t>tonnes</w:t>
-      </w:r>
-      <w:proofErr w:type="spellEnd"/>
-      <w:r>
-        <w:t xml:space="preserve"> of CO₂ per barrel, applied uniformly across all scenarios. This factor captures both the emissions released when oil is ultimately burned and the additional emissions associated with extraction, upgrading, transport, and refining — which are particularly significant for Venezuela’s heavy crude.</w:t>
+        <w:t>Oil production is converted into carbon dioxide emissions using a constant lifecycle emissions factor of 1.89 tonnes of CO₂ per barrel, applied uniformly across all scenarios. This factor captures both the emissions released when oil is ultimately burned and the additional emissions associated with extraction, upgrading, transport, and refining — which are particularly significant for Venezuela’s heavy crude.</w:t>
       </w:r>
     </w:p>
     <w:p>
@@ -1822,15 +1693,7 @@
         <w:jc w:val="both"/>
       </w:pPr>
       <w:r>
-        <w:t xml:space="preserve">Applying the same emissions factor in each case ensures that differences across scenarios are driven solely by production volumes, rather than by assumptions about technology, efficiency, or fuel composition. For each scenario, we calculate cumulative emissions over the period from 2025 to 2050, as well as the average annual emissions over that horizon. The scenario descriptions in the main text report these average annual values, expressed in </w:t>
-      </w:r>
-      <w:proofErr w:type="spellStart"/>
-      <w:r>
-        <w:t>gigatonnes</w:t>
-      </w:r>
-      <w:proofErr w:type="spellEnd"/>
-      <w:r>
-        <w:t xml:space="preserve"> of CO₂ per year.</w:t>
+        <w:t>Applying the same emissions factor in each case ensures that differences across scenarios are driven solely by production volumes, rather than by assumptions about technology, efficiency, or fuel composition. For each scenario, we calculate cumulative emissions over the period from 2025 to 2050, as well as the average annual emissions over that horizon. The scenario descriptions in the main text report these average annual values, expressed in gigatonnes of CO₂ per year.</w:t>
       </w:r>
     </w:p>
     <w:p>
@@ -1865,49 +1728,7 @@
         <w:rPr>
           <w:rFonts w:ascii="Aptos" w:eastAsia="Aptos" w:hAnsi="Aptos" w:cs="Aptos"/>
         </w:rPr>
-        <w:t xml:space="preserve">This relationship is known as the Transient Climate Response to Cumulative Emissions of CO₂ (TCRE). This relationship implies that each additional </w:t>
-      </w:r>
-      <w:proofErr w:type="spellStart"/>
-      <w:r>
-        <w:rPr>
-          <w:rFonts w:ascii="Aptos" w:eastAsia="Aptos" w:hAnsi="Aptos" w:cs="Aptos"/>
-        </w:rPr>
-        <w:t>tonne</w:t>
-      </w:r>
-      <w:proofErr w:type="spellEnd"/>
-      <w:r>
-        <w:rPr>
-          <w:rFonts w:ascii="Aptos" w:eastAsia="Aptos" w:hAnsi="Aptos" w:cs="Aptos"/>
-        </w:rPr>
-        <w:t xml:space="preserve"> of CO₂ emissions contributes a roughly constant increment to global warming, around 4.5 × 10⁻¹³ °C per </w:t>
-      </w:r>
-      <w:proofErr w:type="spellStart"/>
-      <w:r>
-        <w:rPr>
-          <w:rFonts w:ascii="Aptos" w:eastAsia="Aptos" w:hAnsi="Aptos" w:cs="Aptos"/>
-        </w:rPr>
-        <w:t>tonne</w:t>
-      </w:r>
-      <w:proofErr w:type="spellEnd"/>
-      <w:r>
-        <w:rPr>
-          <w:rFonts w:ascii="Aptos" w:eastAsia="Aptos" w:hAnsi="Aptos" w:cs="Aptos"/>
-        </w:rPr>
-        <w:t xml:space="preserve"> of CO₂, or 0.00045 °C per </w:t>
-      </w:r>
-      <w:proofErr w:type="spellStart"/>
-      <w:r>
-        <w:rPr>
-          <w:rFonts w:ascii="Aptos" w:eastAsia="Aptos" w:hAnsi="Aptos" w:cs="Aptos"/>
-        </w:rPr>
-        <w:t>gigatonne</w:t>
-      </w:r>
-      <w:proofErr w:type="spellEnd"/>
-      <w:r>
-        <w:rPr>
-          <w:rFonts w:ascii="Aptos" w:eastAsia="Aptos" w:hAnsi="Aptos" w:cs="Aptos"/>
-        </w:rPr>
-        <w:t xml:space="preserve">, largely independent of when those emissions occur. </w:t>
+        <w:t xml:space="preserve">This relationship is known as the Transient Climate Response to Cumulative Emissions of CO₂ (TCRE). This relationship implies that each additional tonne of CO₂ emissions contributes a roughly constant increment to global warming, around 4.5 × 10⁻¹³ °C per tonne of CO₂, or 0.00045 °C per gigatonne, largely independent of when those emissions occur. </w:t>
       </w:r>
       <w:r>
         <w:t>This relationship underpins the concept of a global carbon budget and is widely used in IPCC assessments.</w:t>
@@ -1948,15 +1769,7 @@
         <w:jc w:val="both"/>
       </w:pPr>
       <w:r>
-        <w:t xml:space="preserve">We also express cumulative emissions from each scenario as a share of the remaining global carbon budget consistent with limiting warming to 1.5°C. This is done by comparing total emissions from the scenario with an estimate of the remaining budget of around 170 </w:t>
-      </w:r>
-      <w:proofErr w:type="spellStart"/>
-      <w:r>
-        <w:t>gigatonnes</w:t>
-      </w:r>
-      <w:proofErr w:type="spellEnd"/>
-      <w:r>
-        <w:t xml:space="preserve"> of CO₂.</w:t>
+        <w:t>We also express cumulative emissions from each scenario as a share of the remaining global carbon budget consistent with limiting warming to 1.5°C. This is done by comparing total emissions from the scenario with an estimate of the remaining budget of around 170 gigatonnes of CO₂.</w:t>
       </w:r>
     </w:p>
     <w:p>
@@ -2142,25 +1955,7 @@
           <w:szCs w:val="18"/>
         </w:rPr>
         <w:tab/>
-        <w:t xml:space="preserve">It is worth </w:t>
-      </w:r>
-      <w:proofErr w:type="spellStart"/>
-      <w:r>
-        <w:rPr>
-          <w:rFonts w:ascii="Aptos" w:eastAsia="Aptos" w:hAnsi="Aptos" w:cs="Aptos"/>
-          <w:sz w:val="18"/>
-          <w:szCs w:val="18"/>
-        </w:rPr>
-        <w:t>recognising</w:t>
-      </w:r>
-      <w:proofErr w:type="spellEnd"/>
-      <w:r>
-        <w:rPr>
-          <w:rFonts w:ascii="Aptos" w:eastAsia="Aptos" w:hAnsi="Aptos" w:cs="Aptos"/>
-          <w:sz w:val="18"/>
-          <w:szCs w:val="18"/>
-        </w:rPr>
-        <w:t xml:space="preserve"> that some of the exceptionally high emissions intensities associated with Venezuelan oil today reflect not just the nature of the crude, but the poor state of existing infrastructure in the country. This drives </w:t>
+        <w:t xml:space="preserve">It is worth recognising that some of the exceptionally high emissions intensities associated with Venezuelan oil today reflect not just the nature of the crude, but the poor state of existing infrastructure in the country. This drives </w:t>
       </w:r>
       <w:r>
         <w:rPr>
@@ -2496,23 +2291,7 @@
           <w:sz w:val="18"/>
           <w:szCs w:val="18"/>
         </w:rPr>
-        <w:t xml:space="preserve">. Achieving and sustaining this trajectory would also require legal certainty for foreign investors and a sustained period of </w:t>
-      </w:r>
-      <w:proofErr w:type="spellStart"/>
-      <w:r>
-        <w:rPr>
-          <w:sz w:val="18"/>
-          <w:szCs w:val="18"/>
-        </w:rPr>
-        <w:t>favourable</w:t>
-      </w:r>
-      <w:proofErr w:type="spellEnd"/>
-      <w:r>
-        <w:rPr>
-          <w:sz w:val="18"/>
-          <w:szCs w:val="18"/>
-        </w:rPr>
-        <w:t xml:space="preserve"> oil prices. These are conditions that recent analysis suggests are difficult, but not impossible, to align.</w:t>
+        <w:t>. Achieving and sustaining this trajectory would also require legal certainty for foreign investors and a sustained period of favourable oil prices. These are conditions that recent analysis suggests are difficult, but not impossible, to align.</w:t>
       </w:r>
     </w:p>
   </w:footnote>
@@ -2551,23 +2330,7 @@
           <w:sz w:val="18"/>
           <w:szCs w:val="18"/>
         </w:rPr>
-        <w:t xml:space="preserve">This is a highly optimistic long-run scenario, requiring sustained high oil prices, massive capital </w:t>
-      </w:r>
-      <w:proofErr w:type="spellStart"/>
-      <w:r>
-        <w:rPr>
-          <w:sz w:val="18"/>
-          <w:szCs w:val="18"/>
-        </w:rPr>
-        <w:t>mobilisation</w:t>
-      </w:r>
-      <w:proofErr w:type="spellEnd"/>
-      <w:r>
-        <w:rPr>
-          <w:sz w:val="18"/>
-          <w:szCs w:val="18"/>
-        </w:rPr>
-        <w:t>, and a global market willing to absorb large additional volumes of heavy crude. These are conditions many analysts view as unlikely to persist simultaneously. However, as some reporting has suggested these levels of production, we have considered the Scenario and calculated the associated warming and carbon budget shares.</w:t>
+        <w:t>This is a highly optimistic long-run scenario, requiring sustained high oil prices, massive capital mobilisation, and a global market willing to absorb large additional volumes of heavy crude. These are conditions many analysts view as unlikely to persist simultaneously. However, as some reporting has suggested these levels of production, we have considered the Scenario and calculated the associated warming and carbon budget shares.</w:t>
       </w:r>
     </w:p>
   </w:footnote>
